--- a/Req/demo/output/应用介绍+Activity分析/com.ferrarid.converterpro/com.ferrarid.converterpro_功能测试报告.docx
+++ b/Req/demo/output/应用介绍+Activity分析/com.ferrarid.converterpro/com.ferrarid.converterpro_功能测试报告.docx
@@ -102,7 +102,7 @@
           </w:tcPr>
           <w:p>
             <w:r>
-              <w:t>基本单位转换功能</w:t>
+              <w:t>启动应用并进入主界面</w:t>
             </w:r>
           </w:p>
         </w:tc>
@@ -112,7 +112,7 @@
           </w:tcPr>
           <w:p>
             <w:r>
-              <w:t>系统应在主界面提供单位转换功能，支持用户输入数值并选择源单位与目标单位（如长度、重量、温度等），点击转换按钮后正确显示转换结果；若输入非法字符或为空，应提示用户输入有效数值。</w:t>
+              <w:t>系统应允许用户正常启动应用，并在启动后展示主界面，主界面应提供导航入口以访问应用的核心功能。</w:t>
             </w:r>
           </w:p>
         </w:tc>
@@ -144,7 +144,7 @@
           </w:tcPr>
           <w:p>
             <w:r>
-              <w:t>网页内容浏览功能</w:t>
+              <w:t>加载网页内容</w:t>
             </w:r>
           </w:p>
         </w:tc>
@@ -154,7 +154,7 @@
           </w:tcPr>
           <w:p>
             <w:r>
-              <w:t>系统应能在应用内加载指定网页内容，支持JavaScript执行与DOM数据存储，确保用户可正常查看页面信息，并能与网页中的链接、表单等元素进行交互操作。</w:t>
+              <w:t>系统应在页面内正确加载指定网页内容，支持JavaScript执行与DOM存储，确保网页功能完整可用。</w:t>
             </w:r>
           </w:p>
         </w:tc>
@@ -186,7 +186,7 @@
           </w:tcPr>
           <w:p>
             <w:r>
-              <w:t>输入合法性校验</w:t>
+              <w:t>网页链接点击交互</w:t>
             </w:r>
           </w:p>
         </w:tc>
@@ -196,7 +196,7 @@
           </w:tcPr>
           <w:p>
             <w:r>
-              <w:t>系统应对用户在转换功能中输入的内容进行校验，当输入非数字字符、特殊符号或空值时，应阻止提交并给出明确提示，如‘请输入有效的数字’。</w:t>
+              <w:t>系统应允许用户在当前页面内点击网页中的链接，并在相同环境中跳转至目标页面，保持浏览连续性。</w:t>
             </w:r>
           </w:p>
         </w:tc>
@@ -228,7 +228,7 @@
           </w:tcPr>
           <w:p>
             <w:r>
-              <w:t>网络异常情况处理</w:t>
+              <w:t>网页内容显示异常处理</w:t>
             </w:r>
           </w:p>
         </w:tc>
@@ -238,7 +238,7 @@
           </w:tcPr>
           <w:p>
             <w:r>
-              <w:t>当设备无网络连接时，若尝试加载网页内容，系统应显示友好的错误提示，如‘网络不可用，请检查网络设置’，而不应崩溃或卡死。</w:t>
+              <w:t>当网页加载失败或网络不可用时，系统应显示适当的错误提示信息，并提供重试机制供用户重新尝试加载。</w:t>
             </w:r>
           </w:p>
         </w:tc>
@@ -248,7 +248,7 @@
           </w:tcPr>
           <w:p>
             <w:r>
-              <w:t>异常处理</w:t>
+              <w:t>功能性</w:t>
             </w:r>
           </w:p>
         </w:tc>
@@ -270,7 +270,7 @@
           </w:tcPr>
           <w:p>
             <w:r>
-              <w:t>界面信息清晰展示</w:t>
+              <w:t>JavaScript功能支持</w:t>
             </w:r>
           </w:p>
         </w:tc>
@@ -280,7 +280,7 @@
           </w:tcPr>
           <w:p>
             <w:r>
-              <w:t>系统应确保主界面布局合理，单位选项分类清晰，输入框、按钮和结果区域易于识别与操作，提升用户的可读性与操作效率。</w:t>
+              <w:t>系统应启用并支持JavaScript执行，确保依赖脚本的网页功能（如表单验证、动态内容加载）可正常使用。</w:t>
             </w:r>
           </w:p>
         </w:tc>
@@ -290,7 +290,7 @@
           </w:tcPr>
           <w:p>
             <w:r>
-              <w:t>界面</w:t>
+              <w:t>功能性</w:t>
             </w:r>
           </w:p>
         </w:tc>
@@ -312,7 +312,7 @@
           </w:tcPr>
           <w:p>
             <w:r>
-              <w:t>转换历史记录展示</w:t>
+              <w:t>本地数据存储支持</w:t>
             </w:r>
           </w:p>
         </w:tc>
@@ -322,7 +322,7 @@
           </w:tcPr>
           <w:p>
             <w:r>
-              <w:t>系统应在主界面保留最近的转换记录，供用户查看，每条记录应包含原始值、源单位、目标单位和结果，点击可复制或清除历史。</w:t>
+              <w:t>系统应支持网页使用DOM存储（如localStorage），以便保存用户浏览过程中的必要状态或偏好设置。</w:t>
             </w:r>
           </w:p>
         </w:tc>
@@ -354,7 +354,7 @@
           </w:tcPr>
           <w:p>
             <w:r>
-              <w:t>批量单位切换操作</w:t>
+              <w:t>页面响应性能</w:t>
             </w:r>
           </w:p>
         </w:tc>
@@ -364,7 +364,49 @@
           </w:tcPr>
           <w:p>
             <w:r>
-              <w:t>系统应支持用户在主界面快速切换不同的单位类别（如从长度切换到体积），切换后输入内容清空且单位选择器重置为默认状态。</w:t>
+              <w:t>系统应在合理时间内完成网页加载和渲染，用户操作后页面响应延迟不应超过2秒，确保流畅交互体验。</w:t>
+            </w:r>
+          </w:p>
+        </w:tc>
+        <w:tc>
+          <w:tcPr>
+            <w:tcW w:type="dxa" w:w="2160"/>
+          </w:tcPr>
+          <w:p>
+            <w:r>
+              <w:t>性能</w:t>
+            </w:r>
+          </w:p>
+        </w:tc>
+      </w:tr>
+      <w:tr>
+        <w:tc>
+          <w:tcPr>
+            <w:tcW w:type="dxa" w:w="2160"/>
+          </w:tcPr>
+          <w:p>
+            <w:r>
+              <w:t>FR-008</w:t>
+            </w:r>
+          </w:p>
+        </w:tc>
+        <w:tc>
+          <w:tcPr>
+            <w:tcW w:type="dxa" w:w="2160"/>
+          </w:tcPr>
+          <w:p>
+            <w:r>
+              <w:t>主界面功能导航完整性</w:t>
+            </w:r>
+          </w:p>
+        </w:tc>
+        <w:tc>
+          <w:tcPr>
+            <w:tcW w:type="dxa" w:w="2160"/>
+          </w:tcPr>
+          <w:p>
+            <w:r>
+              <w:t>系统应确保主界面中所有功能入口可见且可点击，能够正确跳转至对应服务页面。</w:t>
             </w:r>
           </w:p>
         </w:tc>
@@ -386,7 +428,7 @@
           </w:tcPr>
           <w:p>
             <w:r>
-              <w:t>FR-008</w:t>
+              <w:t>FR-009</w:t>
             </w:r>
           </w:p>
         </w:tc>
@@ -396,7 +438,7 @@
           </w:tcPr>
           <w:p>
             <w:r>
-              <w:t>网页加载进度反馈</w:t>
+              <w:t>中文内容显示支持</w:t>
             </w:r>
           </w:p>
         </w:tc>
@@ -406,7 +448,7 @@
           </w:tcPr>
           <w:p>
             <w:r>
-              <w:t>系统在加载网页时应显示加载进度条或转圈提示，让用户知晓当前页面正在加载，避免误认为功能无响应。</w:t>
+              <w:t>系统应正确显示网页及界面中的中文字符，无乱码或字体缺失现象。</w:t>
             </w:r>
           </w:p>
         </w:tc>
@@ -532,7 +574,7 @@
           </w:tcPr>
           <w:p>
             <w:r>
-              <w:t>验证长度单位转换功能</w:t>
+              <w:t>验证应用启动并显示主界面</w:t>
             </w:r>
           </w:p>
         </w:tc>
@@ -542,9 +584,9 @@
           </w:tcPr>
           <w:p>
             <w:r>
-              <w:t>Desc: 用户在主界面选择长度类别，输入数值并选择源单位和目标单位，点击转换按钮后查看结果是否正确。</w:t>
+              <w:t>Desc: 用户点击应用图标后，应用应正常启动并展示主界面，界面上包含核心功能的导航入口。</w:t>
               <w:br/>
-              <w:t>Obj: 确认系统能正确执行长度单位之间的转换计算</w:t>
+              <w:t>Obj: 确认应用可以成功启动并进入主界面</w:t>
             </w:r>
           </w:p>
         </w:tc>
@@ -562,7 +604,7 @@
           </w:tcPr>
           <w:p>
             <w:r>
-              <w:t>转换结果显示正确，例如100厘米转换为1米</w:t>
+              <w:t>应用启动后主界面正确加载，显示至少一个功能分类导航项，如货币、长度或重量转换入口</w:t>
             </w:r>
           </w:p>
         </w:tc>
@@ -584,7 +626,7 @@
           </w:tcPr>
           <w:p>
             <w:r>
-              <w:t>验证重量单位转换功能</w:t>
+              <w:t>主界面导航入口可见性检查</w:t>
             </w:r>
           </w:p>
         </w:tc>
@@ -594,9 +636,9 @@
           </w:tcPr>
           <w:p>
             <w:r>
-              <w:t>Desc: 用户在主界面选择重量类别，输入数值并选择源单位和目标单位，点击转换按钮后查看结果是否正确。</w:t>
+              <w:t>Desc: 主界面应展示多个常用单位转换类别的图标或文字链接，供用户选择进入具体功能页面。</w:t>
               <w:br/>
-              <w:t>Obj: 确认系统能正确执行重量单位之间的转换计算</w:t>
+              <w:t>Obj: 验证主界面提供可访问核心功能的导航元素</w:t>
             </w:r>
           </w:p>
         </w:tc>
@@ -614,7 +656,7 @@
           </w:tcPr>
           <w:p>
             <w:r>
-              <w:t>转换结果显示正确，例如2千克转换为2000克</w:t>
+              <w:t>主界面上可见‘货币’、‘长度’、‘重量’、‘温度’等至少四个分类入口，可点击操作</w:t>
             </w:r>
           </w:p>
         </w:tc>
@@ -636,7 +678,7 @@
           </w:tcPr>
           <w:p>
             <w:r>
-              <w:t>验证温度单位转换功能</w:t>
+              <w:t>主界面无响应情况测试</w:t>
             </w:r>
           </w:p>
         </w:tc>
@@ -646,9 +688,9 @@
           </w:tcPr>
           <w:p>
             <w:r>
-              <w:t>Desc: 用户在主界面选择温度类别，输入摄氏度数值，目标单位设为华氏度，点击转换按钮后查看结果是否正确。</w:t>
+              <w:t>Desc: 在低性能设备或高负载环境下启动应用，检查主界面是否仍能正常渲染并响应用户操作。</w:t>
               <w:br/>
-              <w:t>Obj: 确认系统能正确执行温度单位之间的转换计算</w:t>
+              <w:t>Obj: 验证主界面在异常设备条件下仍可使用</w:t>
             </w:r>
           </w:p>
         </w:tc>
@@ -666,7 +708,7 @@
           </w:tcPr>
           <w:p>
             <w:r>
-              <w:t>转换结果显示正确，例如0摄氏度转换为32华氏度</w:t>
+              <w:t>即使加载稍慢，主界面最终完整显示且所有导航入口可点击</w:t>
             </w:r>
           </w:p>
         </w:tc>
@@ -688,7 +730,7 @@
           </w:tcPr>
           <w:p>
             <w:r>
-              <w:t>输入非法字符时的错误提示</w:t>
+              <w:t>首次启动主界面展示检查</w:t>
             </w:r>
           </w:p>
         </w:tc>
@@ -698,9 +740,9 @@
           </w:tcPr>
           <w:p>
             <w:r>
-              <w:t>Desc: 用户在数值输入框中输入非数字字符（如字母或符号），点击转换按钮</w:t>
+              <w:t>Desc: 新安装后首次启动应用，主界面应直接呈现核心功能导航，不强制跳转引导页或广告页。</w:t>
               <w:br/>
-              <w:t>Obj: 验证系统对非法输入的处理能力</w:t>
+              <w:t>Obj: 确保首次启动也能进入主界面</w:t>
             </w:r>
           </w:p>
         </w:tc>
@@ -718,7 +760,7 @@
           </w:tcPr>
           <w:p>
             <w:r>
-              <w:t>系统提示用户“请输入有效的数值”</w:t>
+              <w:t>首次启动时直接进入主界面，未被重定向至其他非主界面页面</w:t>
             </w:r>
           </w:p>
         </w:tc>
@@ -740,7 +782,7 @@
           </w:tcPr>
           <w:p>
             <w:r>
-              <w:t>输入为空时的提示信息</w:t>
+              <w:t>主界面空状态检查</w:t>
             </w:r>
           </w:p>
         </w:tc>
@@ -750,9 +792,9 @@
           </w:tcPr>
           <w:p>
             <w:r>
-              <w:t>Desc: 用户未在数值输入框中输入任何内容，直接点击转换按钮</w:t>
+              <w:t>Desc: 在无网络连接的情况下启动应用，检查主界面是否仍能本地加载基本导航结构。</w:t>
               <w:br/>
-              <w:t>Obj: 验证系统对空输入的校验机制</w:t>
+              <w:t>Obj: 验证主界面基础内容可在离线状态下显示</w:t>
             </w:r>
           </w:p>
         </w:tc>
@@ -770,163 +812,7 @@
           </w:tcPr>
           <w:p>
             <w:r>
-              <w:t>系统提示用户“请输入一个数值”</w:t>
-            </w:r>
-          </w:p>
-        </w:tc>
-      </w:tr>
-      <w:tr>
-        <w:tc>
-          <w:tcPr>
-            <w:tcW w:type="dxa" w:w="1728"/>
-          </w:tcPr>
-          <w:p>
-            <w:r>
-              <w:t>TC-01-06</w:t>
-            </w:r>
-          </w:p>
-        </w:tc>
-        <w:tc>
-          <w:tcPr>
-            <w:tcW w:type="dxa" w:w="1728"/>
-          </w:tcPr>
-          <w:p>
-            <w:r>
-              <w:t>边界值测试 - 极大数值转换</w:t>
-            </w:r>
-          </w:p>
-        </w:tc>
-        <w:tc>
-          <w:tcPr>
-            <w:tcW w:type="dxa" w:w="1728"/>
-          </w:tcPr>
-          <w:p>
-            <w:r>
-              <w:t>Desc: 用户输入一个非常大的数值进行单位转换操作</w:t>
-              <w:br/>
-              <w:t>Obj: 验证系统在处理极大数值时的稳定性与准确性</w:t>
-            </w:r>
-          </w:p>
-        </w:tc>
-        <w:tc>
-          <w:tcPr>
-            <w:tcW w:type="dxa" w:w="1728"/>
-          </w:tcPr>
-          <w:p>
-            <w:r/>
-          </w:p>
-        </w:tc>
-        <w:tc>
-          <w:tcPr>
-            <w:tcW w:type="dxa" w:w="1728"/>
-          </w:tcPr>
-          <w:p>
-            <w:r>
-              <w:t>系统正确显示转换结果，无崩溃或显示异常</w:t>
-            </w:r>
-          </w:p>
-        </w:tc>
-      </w:tr>
-      <w:tr>
-        <w:tc>
-          <w:tcPr>
-            <w:tcW w:type="dxa" w:w="1728"/>
-          </w:tcPr>
-          <w:p>
-            <w:r>
-              <w:t>TC-01-07</w:t>
-            </w:r>
-          </w:p>
-        </w:tc>
-        <w:tc>
-          <w:tcPr>
-            <w:tcW w:type="dxa" w:w="1728"/>
-          </w:tcPr>
-          <w:p>
-            <w:r>
-              <w:t>小数输入的转换准确性</w:t>
-            </w:r>
-          </w:p>
-        </w:tc>
-        <w:tc>
-          <w:tcPr>
-            <w:tcW w:type="dxa" w:w="1728"/>
-          </w:tcPr>
-          <w:p>
-            <w:r>
-              <w:t>Desc: 用户输入包含小数的数值进行单位转换</w:t>
-              <w:br/>
-              <w:t>Obj: 验证系统对小数运算的支持与精度</w:t>
-            </w:r>
-          </w:p>
-        </w:tc>
-        <w:tc>
-          <w:tcPr>
-            <w:tcW w:type="dxa" w:w="1728"/>
-          </w:tcPr>
-          <w:p>
-            <w:r/>
-          </w:p>
-        </w:tc>
-        <w:tc>
-          <w:tcPr>
-            <w:tcW w:type="dxa" w:w="1728"/>
-          </w:tcPr>
-          <w:p>
-            <w:r>
-              <w:t>转换结果准确保留合理小数位，例如0.5千克转换为500克</w:t>
-            </w:r>
-          </w:p>
-        </w:tc>
-      </w:tr>
-      <w:tr>
-        <w:tc>
-          <w:tcPr>
-            <w:tcW w:type="dxa" w:w="1728"/>
-          </w:tcPr>
-          <w:p>
-            <w:r>
-              <w:t>TC-01-08</w:t>
-            </w:r>
-          </w:p>
-        </w:tc>
-        <w:tc>
-          <w:tcPr>
-            <w:tcW w:type="dxa" w:w="1728"/>
-          </w:tcPr>
-          <w:p>
-            <w:r>
-              <w:t>源单位与目标单位相同的情况</w:t>
-            </w:r>
-          </w:p>
-        </w:tc>
-        <w:tc>
-          <w:tcPr>
-            <w:tcW w:type="dxa" w:w="1728"/>
-          </w:tcPr>
-          <w:p>
-            <w:r>
-              <w:t>Desc: 用户选择相同的源单位和目标单位进行转换</w:t>
-              <w:br/>
-              <w:t>Obj: 验证系统在单位一致时的处理逻辑</w:t>
-            </w:r>
-          </w:p>
-        </w:tc>
-        <w:tc>
-          <w:tcPr>
-            <w:tcW w:type="dxa" w:w="1728"/>
-          </w:tcPr>
-          <w:p>
-            <w:r/>
-          </w:p>
-        </w:tc>
-        <w:tc>
-          <w:tcPr>
-            <w:tcW w:type="dxa" w:w="1728"/>
-          </w:tcPr>
-          <w:p>
-            <w:r>
-              <w:t>转换结果显示原输入值，例如10升转为10升</w:t>
+              <w:t>即使无网络，主界面仍显示本地支持的转换类别入口，仅部分在线功能置灰不可用</w:t>
             </w:r>
           </w:p>
         </w:tc>
@@ -948,7 +834,7 @@
           </w:tcPr>
           <w:p>
             <w:r>
-              <w:t>输入有效数字进行转换</w:t>
+              <w:t>点击网页链接跳转目标页面</w:t>
             </w:r>
           </w:p>
         </w:tc>
@@ -958,9 +844,9 @@
           </w:tcPr>
           <w:p>
             <w:r>
-              <w:t>Desc: 在转换功能页面输入合法的数字，验证是否正常执行转换操作</w:t>
+              <w:t>Desc: 用户在应用内浏览包含超链接的网页内容，点击链接后应在当前环境中加载目标页面</w:t>
               <w:br/>
-              <w:t>Obj: 验证系统对合法输入的处理能力</w:t>
+              <w:t>Obj: 验证链接点击后能在同一界面环境中完成页面跳转</w:t>
             </w:r>
           </w:p>
         </w:tc>
@@ -978,7 +864,7 @@
           </w:tcPr>
           <w:p>
             <w:r>
-              <w:t>系统成功执行单位转换，并显示正确的结果</w:t>
+              <w:t>点击链接后成功加载目标网页内容，页面切换流畅，无外部浏览器打开行为</w:t>
             </w:r>
           </w:p>
         </w:tc>
@@ -1000,7 +886,7 @@
           </w:tcPr>
           <w:p>
             <w:r>
-              <w:t>输入包含字母的字符串</w:t>
+              <w:t>点击内部锚点链接平滑滚动</w:t>
             </w:r>
           </w:p>
         </w:tc>
@@ -1010,9 +896,9 @@
           </w:tcPr>
           <w:p>
             <w:r>
-              <w:t>Desc: 在数值输入框中输入包含英文字母的内容，尝试提交转换请求</w:t>
+              <w:t>Desc: 用户点击页面内的锚点链接时，页面应平滑滚动至对应章节位置</w:t>
               <w:br/>
-              <w:t>Obj: 验证系统是否阻止含字母的非法输入</w:t>
+              <w:t>Obj: 验证锚点链接可在同页内正确触发定位跳转</w:t>
             </w:r>
           </w:p>
         </w:tc>
@@ -1030,7 +916,7 @@
           </w:tcPr>
           <w:p>
             <w:r>
-              <w:t>系统阻止提交，并提示‘请输入有效的数字’</w:t>
+              <w:t>页面视图自动滚动到锚点对应的内容区域，URL无跳转但片段标识更新</w:t>
             </w:r>
           </w:p>
         </w:tc>
@@ -1052,7 +938,7 @@
           </w:tcPr>
           <w:p>
             <w:r>
-              <w:t>输入特殊符号</w:t>
+              <w:t>点击无效链接提示处理</w:t>
             </w:r>
           </w:p>
         </w:tc>
@@ -1062,9 +948,9 @@
           </w:tcPr>
           <w:p>
             <w:r>
-              <w:t>Desc: 在输入框中输入特殊符号（如@、#、$等），检查系统的响应</w:t>
+              <w:t>Desc: 用户点击一个格式错误或无法访问的链接时，系统应给出适当反馈</w:t>
               <w:br/>
-              <w:t>Obj: 验证系统对特殊字符的校验机制</w:t>
+              <w:t>Obj: 验证对非法链接的容错处理机制</w:t>
             </w:r>
           </w:p>
         </w:tc>
@@ -1082,7 +968,7 @@
           </w:tcPr>
           <w:p>
             <w:r>
-              <w:t>系统阻止提交，并提示‘请输入有效的数字’</w:t>
+              <w:t>显示友好提示如'页面无法访问'或'链接无效'，不崩溃或卡死</w:t>
             </w:r>
           </w:p>
         </w:tc>
@@ -1104,7 +990,7 @@
           </w:tcPr>
           <w:p>
             <w:r>
-              <w:t>输入空值</w:t>
+              <w:t>点击下载链接触发资源获取</w:t>
             </w:r>
           </w:p>
         </w:tc>
@@ -1114,9 +1000,9 @@
           </w:tcPr>
           <w:p>
             <w:r>
-              <w:t>Desc: 不输入任何内容，直接尝试提交转换操作</w:t>
+              <w:t>Desc: 用户点击指向文件资源的链接（如PDF、文档），系统应启动下载流程</w:t>
               <w:br/>
-              <w:t>Obj: 验证系统对空输入的校验逻辑</w:t>
+              <w:t>Obj: 验证非网页类链接能正确识别并执行下载操作</w:t>
             </w:r>
           </w:p>
         </w:tc>
@@ -1134,7 +1020,7 @@
           </w:tcPr>
           <w:p>
             <w:r>
-              <w:t>系统阻止提交，并提示‘请输入有效的数字’</w:t>
+              <w:t>弹出下载确认或自动加入下载队列，状态可追踪</w:t>
             </w:r>
           </w:p>
         </w:tc>
@@ -1156,7 +1042,7 @@
           </w:tcPr>
           <w:p>
             <w:r>
-              <w:t>输入仅包含空格的字符串</w:t>
+              <w:t>返回按钮支持浏览历史回退</w:t>
             </w:r>
           </w:p>
         </w:tc>
@@ -1166,9 +1052,9 @@
           </w:tcPr>
           <w:p>
             <w:r>
-              <w:t>Desc: 在输入框中输入多个空格，测试系统是否识别为非法输入</w:t>
+              <w:t>Desc: 用户在多次点击链接跳转后，使用返回功能应能逐级退回先前页面</w:t>
               <w:br/>
-              <w:t>Obj: 验证系统对空白字符输入的处理</w:t>
+              <w:t>Obj: 验证页面导航历史管理功能</w:t>
             </w:r>
           </w:p>
         </w:tc>
@@ -1186,59 +1072,7 @@
           </w:tcPr>
           <w:p>
             <w:r>
-              <w:t>系统阻止提交，并提示‘请输入有效的数字’</w:t>
-            </w:r>
-          </w:p>
-        </w:tc>
-      </w:tr>
-      <w:tr>
-        <w:tc>
-          <w:tcPr>
-            <w:tcW w:type="dxa" w:w="1728"/>
-          </w:tcPr>
-          <w:p>
-            <w:r>
-              <w:t>TC-02-06</w:t>
-            </w:r>
-          </w:p>
-        </w:tc>
-        <w:tc>
-          <w:tcPr>
-            <w:tcW w:type="dxa" w:w="1728"/>
-          </w:tcPr>
-          <w:p>
-            <w:r>
-              <w:t>输入超长数字字符串</w:t>
-            </w:r>
-          </w:p>
-        </w:tc>
-        <w:tc>
-          <w:tcPr>
-            <w:tcW w:type="dxa" w:w="1728"/>
-          </w:tcPr>
-          <w:p>
-            <w:r>
-              <w:t>Desc: 输入一个远超常规范围的数字（如超过30位），测试系统边界处理</w:t>
-              <w:br/>
-              <w:t>Obj: 验证系统对极端长度数字的处理能力</w:t>
-            </w:r>
-          </w:p>
-        </w:tc>
-        <w:tc>
-          <w:tcPr>
-            <w:tcW w:type="dxa" w:w="1728"/>
-          </w:tcPr>
-          <w:p>
-            <w:r/>
-          </w:p>
-        </w:tc>
-        <w:tc>
-          <w:tcPr>
-            <w:tcW w:type="dxa" w:w="1728"/>
-          </w:tcPr>
-          <w:p>
-            <w:r>
-              <w:t>系统应提示‘请输入有效的数字’或自动截断并校验，若截断后仍无效则提示错误</w:t>
+              <w:t>点击返回按钮可回到上一网页，历史栈正常维护</w:t>
             </w:r>
           </w:p>
         </w:tc>
@@ -1260,7 +1094,7 @@
           </w:tcPr>
           <w:p>
             <w:r>
-              <w:t>验证主界面单位分类显示</w:t>
+              <w:t>验证主界面货币转换功能入口可见且可点击</w:t>
             </w:r>
           </w:p>
         </w:tc>
@@ -1270,9 +1104,9 @@
           </w:tcPr>
           <w:p>
             <w:r>
-              <w:t>Desc: 检查主界面中单位分类是否按类别清晰展示，如长度、重量、温度等。</w:t>
+              <w:t>Desc: 检查主界面是否显示货币转换功能入口，并能正常跳转至对应页面</w:t>
               <w:br/>
-              <w:t>Obj: 确认单位分类标签清晰可见且排列有序</w:t>
+              <w:t>Obj: 确认货币转换入口存在并可操作</w:t>
             </w:r>
           </w:p>
         </w:tc>
@@ -1290,7 +1124,7 @@
           </w:tcPr>
           <w:p>
             <w:r>
-              <w:t>所有单位分类（如长度、面积、体积、温度、速度等）均以按钮或标签形式整齐显示，文字清晰可读</w:t>
+              <w:t>主界面上显示‘货币转换’入口，点击后成功进入货币转换服务页面</w:t>
             </w:r>
           </w:p>
         </w:tc>
@@ -1312,7 +1146,7 @@
           </w:tcPr>
           <w:p>
             <w:r>
-              <w:t>验证输入框默认状态</w:t>
+              <w:t>验证主界面长度单位转换入口可见且可点击</w:t>
             </w:r>
           </w:p>
         </w:tc>
@@ -1322,9 +1156,9 @@
           </w:tcPr>
           <w:p>
             <w:r>
-              <w:t>Desc: 进入主界面后，检查数值输入框的初始状态是否为空并具有提示文本</w:t>
+              <w:t>Desc: 检查主界面是否显示长度单位转换入口，并能正常跳转至对应页面</w:t>
               <w:br/>
-              <w:t>Obj: 确认用户能明确知道应在何处输入数值</w:t>
+              <w:t>Obj: 确认长度单位转换入口存在并可操作</w:t>
             </w:r>
           </w:p>
         </w:tc>
@@ -1342,7 +1176,7 @@
           </w:tcPr>
           <w:p>
             <w:r>
-              <w:t>输入框显示提示文字如'请输入数值'，光标可正常点击激活</w:t>
+              <w:t>主界面上显示‘长度转换’入口，点击后成功进入长度单位转换服务页面</w:t>
             </w:r>
           </w:p>
         </w:tc>
@@ -1364,7 +1198,7 @@
           </w:tcPr>
           <w:p>
             <w:r>
-              <w:t>验证转换结果区域初始化</w:t>
+              <w:t>验证主界面温度单位转换入口可见且可点击</w:t>
             </w:r>
           </w:p>
         </w:tc>
@@ -1374,9 +1208,9 @@
           </w:tcPr>
           <w:p>
             <w:r>
-              <w:t>Desc: 打开应用时，结果区域应处于待命状态，不显示无效或残留数据</w:t>
+              <w:t>Desc: 检查主界面是否显示温度单位转换入口，并能正常跳转至对应页面</w:t>
               <w:br/>
-              <w:t>Obj: 确保结果展示区在未输入前不误导用户</w:t>
+              <w:t>Obj: 确认温度单位转换入口存在并可操作</w:t>
             </w:r>
           </w:p>
         </w:tc>
@@ -1394,7 +1228,7 @@
           </w:tcPr>
           <w:p>
             <w:r>
-              <w:t>结果区域显示默认提示如'结果将在此显示'或为空白，无乱码或历史数据残留</w:t>
+              <w:t>主界面上显示‘温度转换’入口，点击后成功进入温度单位转换服务页面</w:t>
             </w:r>
           </w:p>
         </w:tc>
@@ -1416,7 +1250,7 @@
           </w:tcPr>
           <w:p>
             <w:r>
-              <w:t>验证单位选择控件可操作性</w:t>
+              <w:t>验证主界面重量单位转换入口可见且可点击</w:t>
             </w:r>
           </w:p>
         </w:tc>
@@ -1426,9 +1260,9 @@
           </w:tcPr>
           <w:p>
             <w:r>
-              <w:t>Desc: 点击某一单位分类后，源单位和目标单位选择器应正常展开并列出对应单位</w:t>
+              <w:t>Desc: 检查主界面是否显示重量单位转换入口，并能正常跳转至对应页面</w:t>
               <w:br/>
-              <w:t>Obj: 确认用户可以顺利选择要转换的单位</w:t>
+              <w:t>Obj: 确认重量单位转换入口存在并可操作</w:t>
             </w:r>
           </w:p>
         </w:tc>
@@ -1446,7 +1280,7 @@
           </w:tcPr>
           <w:p>
             <w:r>
-              <w:t>点击分类后，源和目标单位下拉框显示正确的单位列表（如米、千米、厘米），可滚动选择</w:t>
+              <w:t>主界面上显示‘重量转换’入口，点击后成功进入重量单位转换服务页面</w:t>
             </w:r>
           </w:p>
         </w:tc>
@@ -1468,7 +1302,7 @@
           </w:tcPr>
           <w:p>
             <w:r>
-              <w:t>验证界面元素对齐与布局合理性</w:t>
+              <w:t>验证主界面面积单位转换入口可见且可点击</w:t>
             </w:r>
           </w:p>
         </w:tc>
@@ -1478,9 +1312,9 @@
           </w:tcPr>
           <w:p>
             <w:r>
-              <w:t>Desc: 检查主界面各组件（标题、输入框、按钮、结果）是否对齐、间距合理</w:t>
+              <w:t>Desc: 检查主界面是否显示面积单位转换入口，并能正常跳转至对应页面</w:t>
               <w:br/>
-              <w:t>Obj: 提升视觉可读性和操作效率</w:t>
+              <w:t>Obj: 确认面积单位转换入口存在并可操作</w:t>
             </w:r>
           </w:p>
         </w:tc>
@@ -1498,7 +1332,7 @@
           </w:tcPr>
           <w:p>
             <w:r>
-              <w:t>所有界面元素布局整齐，无重叠、错位或文字截断现象，适配屏幕尺寸</w:t>
+              <w:t>主界面上显示‘面积转换’入口，点击后成功进入面积单位转换服务页面</w:t>
             </w:r>
           </w:p>
         </w:tc>
@@ -1520,7 +1354,7 @@
           </w:tcPr>
           <w:p>
             <w:r>
-              <w:t>验证转换按钮状态与标识</w:t>
+              <w:t>验证主界面速度单位转换入口可见且可点击</w:t>
             </w:r>
           </w:p>
         </w:tc>
@@ -1530,9 +1364,9 @@
           </w:tcPr>
           <w:p>
             <w:r>
-              <w:t>Desc: 检查转换功能按钮是否带有明确文字标识且初始状态可用</w:t>
+              <w:t>Desc: 检查主界面是否显示速度单位转换入口，并能正常跳转至对应页面</w:t>
               <w:br/>
-              <w:t>Obj: 确保用户能识别并正确触发转换操作</w:t>
+              <w:t>Obj: 确认速度单位转换入口存在并可操作</w:t>
             </w:r>
           </w:p>
         </w:tc>
@@ -1550,7 +1384,215 @@
           </w:tcPr>
           <w:p>
             <w:r>
-              <w:t>按钮显示'转换'或类似明确文字，默认启用状态，点击有反馈效果</w:t>
+              <w:t>主界面上显示‘速度转换’入口，点击后成功进入速度单位转换服务页面</w:t>
+            </w:r>
+          </w:p>
+        </w:tc>
+      </w:tr>
+      <w:tr>
+        <w:tc>
+          <w:tcPr>
+            <w:tcW w:type="dxa" w:w="1728"/>
+          </w:tcPr>
+          <w:p>
+            <w:r>
+              <w:t>TC-03-07</w:t>
+            </w:r>
+          </w:p>
+        </w:tc>
+        <w:tc>
+          <w:tcPr>
+            <w:tcW w:type="dxa" w:w="1728"/>
+          </w:tcPr>
+          <w:p>
+            <w:r>
+              <w:t>验证主界面数据存储单位转换入口可见且可点击</w:t>
+            </w:r>
+          </w:p>
+        </w:tc>
+        <w:tc>
+          <w:tcPr>
+            <w:tcW w:type="dxa" w:w="1728"/>
+          </w:tcPr>
+          <w:p>
+            <w:r>
+              <w:t>Desc: 检查主界面是否显示数据存储单位转换入口，并能正常跳转至对应页面</w:t>
+              <w:br/>
+              <w:t>Obj: 确认数据存储单位转换入口存在并可操作</w:t>
+            </w:r>
+          </w:p>
+        </w:tc>
+        <w:tc>
+          <w:tcPr>
+            <w:tcW w:type="dxa" w:w="1728"/>
+          </w:tcPr>
+          <w:p>
+            <w:r/>
+          </w:p>
+        </w:tc>
+        <w:tc>
+          <w:tcPr>
+            <w:tcW w:type="dxa" w:w="1728"/>
+          </w:tcPr>
+          <w:p>
+            <w:r>
+              <w:t>主界面上显示‘数据存储转换’入口，点击后成功进入数据存储单位转换服务页面</w:t>
+            </w:r>
+          </w:p>
+        </w:tc>
+      </w:tr>
+      <w:tr>
+        <w:tc>
+          <w:tcPr>
+            <w:tcW w:type="dxa" w:w="1728"/>
+          </w:tcPr>
+          <w:p>
+            <w:r>
+              <w:t>TC-03-08</w:t>
+            </w:r>
+          </w:p>
+        </w:tc>
+        <w:tc>
+          <w:tcPr>
+            <w:tcW w:type="dxa" w:w="1728"/>
+          </w:tcPr>
+          <w:p>
+            <w:r>
+              <w:t>验证主界面时间单位转换入口可见且可点击</w:t>
+            </w:r>
+          </w:p>
+        </w:tc>
+        <w:tc>
+          <w:tcPr>
+            <w:tcW w:type="dxa" w:w="1728"/>
+          </w:tcPr>
+          <w:p>
+            <w:r>
+              <w:t>Desc: 检查主界面是否显示时间单位转换入口，并能正常跳转至对应页面</w:t>
+              <w:br/>
+              <w:t>Obj: 确认时间单位转换入口存在并可操作</w:t>
+            </w:r>
+          </w:p>
+        </w:tc>
+        <w:tc>
+          <w:tcPr>
+            <w:tcW w:type="dxa" w:w="1728"/>
+          </w:tcPr>
+          <w:p>
+            <w:r/>
+          </w:p>
+        </w:tc>
+        <w:tc>
+          <w:tcPr>
+            <w:tcW w:type="dxa" w:w="1728"/>
+          </w:tcPr>
+          <w:p>
+            <w:r>
+              <w:t>主界面上显示‘时间转换’入口，点击后成功进入时间单位转换服务页面</w:t>
+            </w:r>
+          </w:p>
+        </w:tc>
+      </w:tr>
+      <w:tr>
+        <w:tc>
+          <w:tcPr>
+            <w:tcW w:type="dxa" w:w="1728"/>
+          </w:tcPr>
+          <w:p>
+            <w:r>
+              <w:t>TC-03-09</w:t>
+            </w:r>
+          </w:p>
+        </w:tc>
+        <w:tc>
+          <w:tcPr>
+            <w:tcW w:type="dxa" w:w="1728"/>
+          </w:tcPr>
+          <w:p>
+            <w:r>
+              <w:t>验证主界面所有功能入口在小屏设备上完整显示</w:t>
+            </w:r>
+          </w:p>
+        </w:tc>
+        <w:tc>
+          <w:tcPr>
+            <w:tcW w:type="dxa" w:w="1728"/>
+          </w:tcPr>
+          <w:p>
+            <w:r>
+              <w:t>Desc: 检查在较小屏幕分辨率下，主界面所有功能入口是否仍完整可见且无遮挡</w:t>
+              <w:br/>
+              <w:t>Obj: 确保小屏设备上功能入口布局适配良好</w:t>
+            </w:r>
+          </w:p>
+        </w:tc>
+        <w:tc>
+          <w:tcPr>
+            <w:tcW w:type="dxa" w:w="1728"/>
+          </w:tcPr>
+          <w:p>
+            <w:r/>
+          </w:p>
+        </w:tc>
+        <w:tc>
+          <w:tcPr>
+            <w:tcW w:type="dxa" w:w="1728"/>
+          </w:tcPr>
+          <w:p>
+            <w:r>
+              <w:t>所有功能入口均完整显示，无截断或重叠现象，支持滑动查看（如有必要）</w:t>
+            </w:r>
+          </w:p>
+        </w:tc>
+      </w:tr>
+      <w:tr>
+        <w:tc>
+          <w:tcPr>
+            <w:tcW w:type="dxa" w:w="1728"/>
+          </w:tcPr>
+          <w:p>
+            <w:r>
+              <w:t>TC-03-10</w:t>
+            </w:r>
+          </w:p>
+        </w:tc>
+        <w:tc>
+          <w:tcPr>
+            <w:tcW w:type="dxa" w:w="1728"/>
+          </w:tcPr>
+          <w:p>
+            <w:r>
+              <w:t>验证主界面功能入口在空网络状态下是否仍可点击跳转</w:t>
+            </w:r>
+          </w:p>
+        </w:tc>
+        <w:tc>
+          <w:tcPr>
+            <w:tcW w:type="dxa" w:w="1728"/>
+          </w:tcPr>
+          <w:p>
+            <w:r>
+              <w:t>Desc: 检查在网络不可用时，主界面各功能入口是否仍可正常响应点击并跳转</w:t>
+              <w:br/>
+              <w:t>Obj: 确保功能导航不依赖网络状态</w:t>
+            </w:r>
+          </w:p>
+        </w:tc>
+        <w:tc>
+          <w:tcPr>
+            <w:tcW w:type="dxa" w:w="1728"/>
+          </w:tcPr>
+          <w:p>
+            <w:r/>
+          </w:p>
+        </w:tc>
+        <w:tc>
+          <w:tcPr>
+            <w:tcW w:type="dxa" w:w="1728"/>
+          </w:tcPr>
+          <w:p>
+            <w:r>
+              <w:t>即使无网络连接，所有功能入口仍可见且可点击，跳转正常</w:t>
             </w:r>
           </w:p>
         </w:tc>
@@ -1572,7 +1614,7 @@
           </w:tcPr>
           <w:p>
             <w:r>
-              <w:t>查看默认转换历史记录</w:t>
+              <w:t>验证主界面中文标题显示正常</w:t>
             </w:r>
           </w:p>
         </w:tc>
@@ -1582,9 +1624,9 @@
           </w:tcPr>
           <w:p>
             <w:r>
-              <w:t>Desc: 用户打开应用后，主界面应显示最近的转换记录列表</w:t>
+              <w:t>Desc: 检查应用主界面中是否存在中文标题或标签，并确认其显示是否正确。</w:t>
               <w:br/>
-              <w:t>Obj: 验证转换历史是否在主界面正确展示</w:t>
+              <w:t>Obj: 确保应用内中文文本内容能够正常渲染，无乱码或方框字符。</w:t>
             </w:r>
           </w:p>
         </w:tc>
@@ -1602,7 +1644,7 @@
           </w:tcPr>
           <w:p>
             <w:r>
-              <w:t>主界面显示至少一条历史记录，包含原始值、源单位、目标单位和转换结果</w:t>
+              <w:t>界面上所有中文字符清晰可读，如‘货币转换’、‘长度单位’等标签正确显示。</w:t>
             </w:r>
           </w:p>
         </w:tc>
@@ -1624,7 +1666,7 @@
           </w:tcPr>
           <w:p>
             <w:r>
-              <w:t>执行长度单位转换后查看历史记录</w:t>
+              <w:t>验证货币转换页面中文名称显示</w:t>
             </w:r>
           </w:p>
         </w:tc>
@@ -1634,9 +1676,9 @@
           </w:tcPr>
           <w:p>
             <w:r>
-              <w:t>Desc: 用户进行一次米到英尺的转换操作后，检查该记录是否被添加至历史列表</w:t>
+              <w:t>Desc: 进入货币转换功能页面，查看各种货币的中文名称是否正确展示。</w:t>
               <w:br/>
-              <w:t>Obj: 验证新转换操作是否成功加入历史记录</w:t>
+              <w:t>Obj: 确认货币列表中的中文条目（如‘人民币’、‘美元’）能正确显示。</w:t>
             </w:r>
           </w:p>
         </w:tc>
@@ -1654,7 +1696,7 @@
           </w:tcPr>
           <w:p>
             <w:r>
-              <w:t>历史记录中新增一条数据，显示原始值为5、源单位为米、目标单位为英尺、结果约为16.4</w:t>
+              <w:t>货币选项中包含并正确显示中文名称，无乱码或缺失字体现象。</w:t>
             </w:r>
           </w:p>
         </w:tc>
@@ -1676,7 +1718,7 @@
           </w:tcPr>
           <w:p>
             <w:r>
-              <w:t>点击复制历史记录内容</w:t>
+              <w:t>验证长度单位换算项的中文标识</w:t>
             </w:r>
           </w:p>
         </w:tc>
@@ -1686,9 +1728,9 @@
           </w:tcPr>
           <w:p>
             <w:r>
-              <w:t>Desc: 用户点击某条历史记录，系统应将其转换结果复制到剪贴板</w:t>
+              <w:t>Desc: 在长度换算模块中查看单位名称是否支持中文显示。</w:t>
               <w:br/>
-              <w:t>Obj: 验证点击历史记录可触发复制功能</w:t>
+              <w:t>Obj: 确保‘米’、‘千米’、‘英寸’等中文单位名称正确呈现。</w:t>
             </w:r>
           </w:p>
         </w:tc>
@@ -1706,7 +1748,7 @@
           </w:tcPr>
           <w:p>
             <w:r>
-              <w:t>点击后弹出提示'已复制'，且剪贴板内容为转换结果数值</w:t>
+              <w:t>所有长度单位的中文命名均正常显示，未出现符号替代或空白。</w:t>
             </w:r>
           </w:p>
         </w:tc>
@@ -1728,7 +1770,7 @@
           </w:tcPr>
           <w:p>
             <w:r>
-              <w:t>清除单条历史记录</w:t>
+              <w:t>输入含中文的自定义备注信息</w:t>
             </w:r>
           </w:p>
         </w:tc>
@@ -1738,9 +1780,9 @@
           </w:tcPr>
           <w:p>
             <w:r>
-              <w:t>Desc: 用户长按某条历史记录并选择删除，该条目应从列表中移除</w:t>
+              <w:t>Desc: 在支持用户输入的字段中输入中文字符作为备注或标签。</w:t>
               <w:br/>
-              <w:t>Obj: 验证用户可手动删除指定的历史记录</w:t>
+              <w:t>Obj: 验证应用对用户输入中文的支持能力。</w:t>
             </w:r>
           </w:p>
         </w:tc>
@@ -1758,7 +1800,7 @@
           </w:tcPr>
           <w:p>
             <w:r>
-              <w:t>被长按的记录从历史列表中消失，其余记录保持不变</w:t>
+              <w:t>输入的中文内容（如‘工资兑换’）保存后仍能完整正确显示。</w:t>
             </w:r>
           </w:p>
         </w:tc>
@@ -1780,7 +1822,7 @@
           </w:tcPr>
           <w:p>
             <w:r>
-              <w:t>验证空历史记录状态</w:t>
+              <w:t>切换系统语言为中文后界面显示验证</w:t>
             </w:r>
           </w:p>
         </w:tc>
@@ -1790,9 +1832,9 @@
           </w:tcPr>
           <w:p>
             <w:r>
-              <w:t>Desc: 当用户清空所有记录后，主界面应显示无历史记录的提示</w:t>
+              <w:t>Desc: 将手机系统语言设为简体中文后重新打开应用，检查界面语言响应情况。</w:t>
               <w:br/>
-              <w:t>Obj: 验证无数据时界面友好提示</w:t>
+              <w:t>Obj: 确认应用能适配系统语言并正确加载中文资源。</w:t>
             </w:r>
           </w:p>
         </w:tc>
@@ -1810,319 +1852,7 @@
           </w:tcPr>
           <w:p>
             <w:r>
-              <w:t>历史记录区域显示'暂无历史记录'或类似提示信息</w:t>
-            </w:r>
-          </w:p>
-        </w:tc>
-      </w:tr>
-      <w:tr>
-        <w:tc>
-          <w:tcPr>
-            <w:tcW w:type="dxa" w:w="1728"/>
-          </w:tcPr>
-          <w:p>
-            <w:r>
-              <w:t>TC-04-06</w:t>
-            </w:r>
-          </w:p>
-        </w:tc>
-        <w:tc>
-          <w:tcPr>
-            <w:tcW w:type="dxa" w:w="1728"/>
-          </w:tcPr>
-          <w:p>
-            <w:r>
-              <w:t>验证历史记录数量上限</w:t>
-            </w:r>
-          </w:p>
-        </w:tc>
-        <w:tc>
-          <w:tcPr>
-            <w:tcW w:type="dxa" w:w="1728"/>
-          </w:tcPr>
-          <w:p>
-            <w:r>
-              <w:t>Desc: 连续执行超过20次不同转换，检查系统是否仅保留最近20条记录</w:t>
-              <w:br/>
-              <w:t>Obj: 验证历史记录存储数量限制</w:t>
-            </w:r>
-          </w:p>
-        </w:tc>
-        <w:tc>
-          <w:tcPr>
-            <w:tcW w:type="dxa" w:w="1728"/>
-          </w:tcPr>
-          <w:p>
-            <w:r/>
-          </w:p>
-        </w:tc>
-        <w:tc>
-          <w:tcPr>
-            <w:tcW w:type="dxa" w:w="1728"/>
-          </w:tcPr>
-          <w:p>
-            <w:r>
-              <w:t>历史记录最多显示20条，最老的一条自动被移除</w:t>
-            </w:r>
-          </w:p>
-        </w:tc>
-      </w:tr>
-      <w:tr>
-        <w:tc>
-          <w:tcPr>
-            <w:tcW w:type="dxa" w:w="1728"/>
-          </w:tcPr>
-          <w:p>
-            <w:r>
-              <w:t>TC-05-01</w:t>
-            </w:r>
-          </w:p>
-        </w:tc>
-        <w:tc>
-          <w:tcPr>
-            <w:tcW w:type="dxa" w:w="1728"/>
-          </w:tcPr>
-          <w:p>
-            <w:r>
-              <w:t>切换单位类别为主长度</w:t>
-            </w:r>
-          </w:p>
-        </w:tc>
-        <w:tc>
-          <w:tcPr>
-            <w:tcW w:type="dxa" w:w="1728"/>
-          </w:tcPr>
-          <w:p>
-            <w:r>
-              <w:t>Desc: 用户在主界面将单位类别切换为长度，验证输入框是否清空且单位选择器重置为默认单位</w:t>
-              <w:br/>
-              <w:t>Obj: 验证切换到长度单位时系统正确重置输入与单位选择状态</w:t>
-            </w:r>
-          </w:p>
-        </w:tc>
-        <w:tc>
-          <w:tcPr>
-            <w:tcW w:type="dxa" w:w="1728"/>
-          </w:tcPr>
-          <w:p>
-            <w:r/>
-          </w:p>
-        </w:tc>
-        <w:tc>
-          <w:tcPr>
-            <w:tcW w:type="dxa" w:w="1728"/>
-          </w:tcPr>
-          <w:p>
-            <w:r>
-              <w:t>单位类别成功切换至长度，输入框内容为空，源单位和目标单位自动设置为默认值（如米）</w:t>
-            </w:r>
-          </w:p>
-        </w:tc>
-      </w:tr>
-      <w:tr>
-        <w:tc>
-          <w:tcPr>
-            <w:tcW w:type="dxa" w:w="1728"/>
-          </w:tcPr>
-          <w:p>
-            <w:r>
-              <w:t>TC-05-02</w:t>
-            </w:r>
-          </w:p>
-        </w:tc>
-        <w:tc>
-          <w:tcPr>
-            <w:tcW w:type="dxa" w:w="1728"/>
-          </w:tcPr>
-          <w:p>
-            <w:r>
-              <w:t>从长度切换至体积单位</w:t>
-            </w:r>
-          </w:p>
-        </w:tc>
-        <w:tc>
-          <w:tcPr>
-            <w:tcW w:type="dxa" w:w="1728"/>
-          </w:tcPr>
-          <w:p>
-            <w:r>
-              <w:t>Desc: 用户先选择长度单位，输入数值后切换至体积单位，检查输入是否清空且单位重置</w:t>
-              <w:br/>
-              <w:t>Obj: 验证不同单位类别间切换时的输入与单位状态重置行为</w:t>
-            </w:r>
-          </w:p>
-        </w:tc>
-        <w:tc>
-          <w:tcPr>
-            <w:tcW w:type="dxa" w:w="1728"/>
-          </w:tcPr>
-          <w:p>
-            <w:r/>
-          </w:p>
-        </w:tc>
-        <w:tc>
-          <w:tcPr>
-            <w:tcW w:type="dxa" w:w="1728"/>
-          </w:tcPr>
-          <w:p>
-            <w:r>
-              <w:t>成功切换至体积单位，原输入内容被清除，源和目标单位变为体积默认单位（如升）</w:t>
-            </w:r>
-          </w:p>
-        </w:tc>
-      </w:tr>
-      <w:tr>
-        <w:tc>
-          <w:tcPr>
-            <w:tcW w:type="dxa" w:w="1728"/>
-          </w:tcPr>
-          <w:p>
-            <w:r>
-              <w:t>TC-05-03</w:t>
-            </w:r>
-          </w:p>
-        </w:tc>
-        <w:tc>
-          <w:tcPr>
-            <w:tcW w:type="dxa" w:w="1728"/>
-          </w:tcPr>
-          <w:p>
-            <w:r>
-              <w:t>连续快速切换多种单位类别</w:t>
-            </w:r>
-          </w:p>
-        </w:tc>
-        <w:tc>
-          <w:tcPr>
-            <w:tcW w:type="dxa" w:w="1728"/>
-          </w:tcPr>
-          <w:p>
-            <w:r>
-              <w:t>Desc: 用户在短时间内依次切换长度、重量、温度、体积等单位类别</w:t>
-              <w:br/>
-              <w:t>Obj: 验证频繁切换单位类别时系统的响应稳定性与状态重置正确性</w:t>
-            </w:r>
-          </w:p>
-        </w:tc>
-        <w:tc>
-          <w:tcPr>
-            <w:tcW w:type="dxa" w:w="1728"/>
-          </w:tcPr>
-          <w:p>
-            <w:r/>
-          </w:p>
-        </w:tc>
-        <w:tc>
-          <w:tcPr>
-            <w:tcW w:type="dxa" w:w="1728"/>
-          </w:tcPr>
-          <w:p>
-            <w:r>
-              <w:t>每次切换均成功，每次切换后输入框清空，单位选择器始终重置为对应类别的默认单位</w:t>
-            </w:r>
-          </w:p>
-        </w:tc>
-      </w:tr>
-      <w:tr>
-        <w:tc>
-          <w:tcPr>
-            <w:tcW w:type="dxa" w:w="1728"/>
-          </w:tcPr>
-          <w:p>
-            <w:r>
-              <w:t>TC-05-04</w:t>
-            </w:r>
-          </w:p>
-        </w:tc>
-        <w:tc>
-          <w:tcPr>
-            <w:tcW w:type="dxa" w:w="1728"/>
-          </w:tcPr>
-          <w:p>
-            <w:r>
-              <w:t>切换至无历史记录的单位类别</w:t>
-            </w:r>
-          </w:p>
-        </w:tc>
-        <w:tc>
-          <w:tcPr>
-            <w:tcW w:type="dxa" w:w="1728"/>
-          </w:tcPr>
-          <w:p>
-            <w:r>
-              <w:t>Desc: 用户首次切换到某个未使用过的单位类别（如面积）</w:t>
-              <w:br/>
-              <w:t>Obj: 验证首次进入新单位类别时系统是否正确初始化</w:t>
-            </w:r>
-          </w:p>
-        </w:tc>
-        <w:tc>
-          <w:tcPr>
-            <w:tcW w:type="dxa" w:w="1728"/>
-          </w:tcPr>
-          <w:p>
-            <w:r/>
-          </w:p>
-        </w:tc>
-        <w:tc>
-          <w:tcPr>
-            <w:tcW w:type="dxa" w:w="1728"/>
-          </w:tcPr>
-          <w:p>
-            <w:r>
-              <w:t>成功切换至面积单位，输入框为空，源和目标单位设为默认（如平方米）</w:t>
-            </w:r>
-          </w:p>
-        </w:tc>
-      </w:tr>
-      <w:tr>
-        <w:tc>
-          <w:tcPr>
-            <w:tcW w:type="dxa" w:w="1728"/>
-          </w:tcPr>
-          <w:p>
-            <w:r>
-              <w:t>TC-05-05</w:t>
-            </w:r>
-          </w:p>
-        </w:tc>
-        <w:tc>
-          <w:tcPr>
-            <w:tcW w:type="dxa" w:w="1728"/>
-          </w:tcPr>
-          <w:p>
-            <w:r>
-              <w:t>切换单位类别时保持界面响应</w:t>
-            </w:r>
-          </w:p>
-        </w:tc>
-        <w:tc>
-          <w:tcPr>
-            <w:tcW w:type="dxa" w:w="1728"/>
-          </w:tcPr>
-          <w:p>
-            <w:r>
-              <w:t>Desc: 用户点击单位下拉菜单并切换类别，观察界面是否卡顿或无响应</w:t>
-              <w:br/>
-              <w:t>Obj: 验证切换操作的流畅性与界面可用性</w:t>
-            </w:r>
-          </w:p>
-        </w:tc>
-        <w:tc>
-          <w:tcPr>
-            <w:tcW w:type="dxa" w:w="1728"/>
-          </w:tcPr>
-          <w:p>
-            <w:r/>
-          </w:p>
-        </w:tc>
-        <w:tc>
-          <w:tcPr>
-            <w:tcW w:type="dxa" w:w="1728"/>
-          </w:tcPr>
-          <w:p>
-            <w:r>
-              <w:t>界面正常响应，无卡顿或崩溃，单位切换动画或刷新正常完成</w:t>
+              <w:t>应用界面自动切换为中文显示，所有菜单和按钮文字清晰可读。</w:t>
             </w:r>
           </w:p>
         </w:tc>

--- a/Req/demo/output/应用介绍+Activity分析/com.ferrarid.converterpro/com.ferrarid.converterpro_功能测试报告.docx
+++ b/Req/demo/output/应用介绍+Activity分析/com.ferrarid.converterpro/com.ferrarid.converterpro_功能测试报告.docx
@@ -8,7 +8,7 @@
         <w:jc w:val="center"/>
       </w:pPr>
       <w:r>
-        <w:t>功能测试报告</w:t>
+        <w:t>Function Test Report</w:t>
       </w:r>
     </w:p>
     <w:p>
@@ -102,7 +102,7 @@
           </w:tcPr>
           <w:p>
             <w:r>
-              <w:t>启动应用并进入主界面</w:t>
+              <w:t>Unit Conversion Execution</w:t>
             </w:r>
           </w:p>
         </w:tc>
@@ -112,7 +112,7 @@
           </w:tcPr>
           <w:p>
             <w:r>
-              <w:t>系统应允许用户正常启动应用，并在启动后展示主界面，主界面应提供导航入口以访问应用的核心功能。</w:t>
+              <w:t>The system shall allow the user to select a source unit and a target unit from predefined categories (e.g., length, weight, temperature), input a numeric value, and instantly display the converted result with appropriate precision and unit labeling.</w:t>
             </w:r>
           </w:p>
         </w:tc>
@@ -122,7 +122,7 @@
           </w:tcPr>
           <w:p>
             <w:r>
-              <w:t>功能性</w:t>
+              <w:t>Functional</w:t>
             </w:r>
           </w:p>
         </w:tc>
@@ -144,7 +144,7 @@
           </w:tcPr>
           <w:p>
             <w:r>
-              <w:t>加载网页内容</w:t>
+              <w:t>Unit Category and Unit Visibility Management</w:t>
             </w:r>
           </w:p>
         </w:tc>
@@ -154,7 +154,7 @@
           </w:tcPr>
           <w:p>
             <w:r>
-              <w:t>系统应在页面内正确加载指定网页内容，支持JavaScript执行与DOM存储，确保网页功能完整可用。</w:t>
+              <w:t>The system shall allow the user to enable or disable specific units within each category (e.g., hide 'furlong' under length), and persist this configuration so that hidden units do not appear in the unit selection menus during conversion.</w:t>
             </w:r>
           </w:p>
         </w:tc>
@@ -164,7 +164,7 @@
           </w:tcPr>
           <w:p>
             <w:r>
-              <w:t>功能性</w:t>
+              <w:t>Functional</w:t>
             </w:r>
           </w:p>
         </w:tc>
@@ -186,7 +186,7 @@
           </w:tcPr>
           <w:p>
             <w:r>
-              <w:t>网页链接点击交互</w:t>
+              <w:t>Display Property Selection and Ordering</w:t>
             </w:r>
           </w:p>
         </w:tc>
@@ -196,7 +196,7 @@
           </w:tcPr>
           <w:p>
             <w:r>
-              <w:t>系统应允许用户在当前页面内点击网页中的链接，并在相同环境中跳转至目标页面，保持浏览连续性。</w:t>
+              <w:t>The system shall allow the user to select which properties (e.g., conversion history, favorite units, recent categories) are visible on the main interface, and reorder their display sequence; the updated layout shall be immediately reflected upon returning to the main screen.</w:t>
             </w:r>
           </w:p>
         </w:tc>
@@ -206,7 +206,7 @@
           </w:tcPr>
           <w:p>
             <w:r>
-              <w:t>功能性</w:t>
+              <w:t>Functional</w:t>
             </w:r>
           </w:p>
         </w:tc>
@@ -228,7 +228,7 @@
           </w:tcPr>
           <w:p>
             <w:r>
-              <w:t>网页内容显示异常处理</w:t>
+              <w:t>Currency Conversion with Real-Time Exchange Rates</w:t>
             </w:r>
           </w:p>
         </w:tc>
@@ -238,7 +238,7 @@
           </w:tcPr>
           <w:p>
             <w:r>
-              <w:t>当网页加载失败或网络不可用时，系统应显示适当的错误提示信息，并提供重试机制供用户重新尝试加载。</w:t>
+              <w:t>The system shall allow the user to select source and target currencies, enter an amount, and display the converted value using up-to-date exchange rates; if offline or rate data is unavailable, the system shall display a clear message indicating stale or missing rate information without crashing.</w:t>
             </w:r>
           </w:p>
         </w:tc>
@@ -248,7 +248,7 @@
           </w:tcPr>
           <w:p>
             <w:r>
-              <w:t>功能性</w:t>
+              <w:t>Functional</w:t>
             </w:r>
           </w:p>
         </w:tc>
@@ -270,7 +270,7 @@
           </w:tcPr>
           <w:p>
             <w:r>
-              <w:t>JavaScript功能支持</w:t>
+              <w:t>Input Validation for Numeric Conversion Fields</w:t>
             </w:r>
           </w:p>
         </w:tc>
@@ -280,7 +280,7 @@
           </w:tcPr>
           <w:p>
             <w:r>
-              <w:t>系统应启用并支持JavaScript执行，确保依赖脚本的网页功能（如表单验证、动态内容加载）可正常使用。</w:t>
+              <w:t>The system shall validate user input in numeric fields during conversion: reject non-numeric characters (except decimal point and minus sign), handle empty or whitespace-only inputs gracefully, and display an appropriate inline error message without blocking navigation.</w:t>
             </w:r>
           </w:p>
         </w:tc>
@@ -290,7 +290,7 @@
           </w:tcPr>
           <w:p>
             <w:r>
-              <w:t>功能性</w:t>
+              <w:t>Functional</w:t>
             </w:r>
           </w:p>
         </w:tc>
@@ -312,7 +312,7 @@
           </w:tcPr>
           <w:p>
             <w:r>
-              <w:t>本地数据存储支持</w:t>
+              <w:t>Settings Persistence Across Sessions</w:t>
             </w:r>
           </w:p>
         </w:tc>
@@ -322,7 +322,7 @@
           </w:tcPr>
           <w:p>
             <w:r>
-              <w:t>系统应支持网页使用DOM存储（如localStorage），以便保存用户浏览过程中的必要状态或偏好设置。</w:t>
+              <w:t>The system shall persist all user-configured settings—including unit visibility, display property selection/ordering, and currency preferences—across app restarts and remain intact until explicitly modified by the user.</w:t>
             </w:r>
           </w:p>
         </w:tc>
@@ -332,133 +332,7 @@
           </w:tcPr>
           <w:p>
             <w:r>
-              <w:t>功能性</w:t>
-            </w:r>
-          </w:p>
-        </w:tc>
-      </w:tr>
-      <w:tr>
-        <w:tc>
-          <w:tcPr>
-            <w:tcW w:type="dxa" w:w="2160"/>
-          </w:tcPr>
-          <w:p>
-            <w:r>
-              <w:t>FR-007</w:t>
-            </w:r>
-          </w:p>
-        </w:tc>
-        <w:tc>
-          <w:tcPr>
-            <w:tcW w:type="dxa" w:w="2160"/>
-          </w:tcPr>
-          <w:p>
-            <w:r>
-              <w:t>页面响应性能</w:t>
-            </w:r>
-          </w:p>
-        </w:tc>
-        <w:tc>
-          <w:tcPr>
-            <w:tcW w:type="dxa" w:w="2160"/>
-          </w:tcPr>
-          <w:p>
-            <w:r>
-              <w:t>系统应在合理时间内完成网页加载和渲染，用户操作后页面响应延迟不应超过2秒，确保流畅交互体验。</w:t>
-            </w:r>
-          </w:p>
-        </w:tc>
-        <w:tc>
-          <w:tcPr>
-            <w:tcW w:type="dxa" w:w="2160"/>
-          </w:tcPr>
-          <w:p>
-            <w:r>
-              <w:t>性能</w:t>
-            </w:r>
-          </w:p>
-        </w:tc>
-      </w:tr>
-      <w:tr>
-        <w:tc>
-          <w:tcPr>
-            <w:tcW w:type="dxa" w:w="2160"/>
-          </w:tcPr>
-          <w:p>
-            <w:r>
-              <w:t>FR-008</w:t>
-            </w:r>
-          </w:p>
-        </w:tc>
-        <w:tc>
-          <w:tcPr>
-            <w:tcW w:type="dxa" w:w="2160"/>
-          </w:tcPr>
-          <w:p>
-            <w:r>
-              <w:t>主界面功能导航完整性</w:t>
-            </w:r>
-          </w:p>
-        </w:tc>
-        <w:tc>
-          <w:tcPr>
-            <w:tcW w:type="dxa" w:w="2160"/>
-          </w:tcPr>
-          <w:p>
-            <w:r>
-              <w:t>系统应确保主界面中所有功能入口可见且可点击，能够正确跳转至对应服务页面。</w:t>
-            </w:r>
-          </w:p>
-        </w:tc>
-        <w:tc>
-          <w:tcPr>
-            <w:tcW w:type="dxa" w:w="2160"/>
-          </w:tcPr>
-          <w:p>
-            <w:r>
-              <w:t>功能性</w:t>
-            </w:r>
-          </w:p>
-        </w:tc>
-      </w:tr>
-      <w:tr>
-        <w:tc>
-          <w:tcPr>
-            <w:tcW w:type="dxa" w:w="2160"/>
-          </w:tcPr>
-          <w:p>
-            <w:r>
-              <w:t>FR-009</w:t>
-            </w:r>
-          </w:p>
-        </w:tc>
-        <w:tc>
-          <w:tcPr>
-            <w:tcW w:type="dxa" w:w="2160"/>
-          </w:tcPr>
-          <w:p>
-            <w:r>
-              <w:t>中文内容显示支持</w:t>
-            </w:r>
-          </w:p>
-        </w:tc>
-        <w:tc>
-          <w:tcPr>
-            <w:tcW w:type="dxa" w:w="2160"/>
-          </w:tcPr>
-          <w:p>
-            <w:r>
-              <w:t>系统应正确显示网页及界面中的中文字符，无乱码或字体缺失现象。</w:t>
-            </w:r>
-          </w:p>
-        </w:tc>
-        <w:tc>
-          <w:tcPr>
-            <w:tcW w:type="dxa" w:w="2160"/>
-          </w:tcPr>
-          <w:p>
-            <w:r>
-              <w:t>界面</w:t>
+              <w:t>Functional</w:t>
             </w:r>
           </w:p>
         </w:tc>
@@ -574,7 +448,7 @@
           </w:tcPr>
           <w:p>
             <w:r>
-              <w:t>验证应用启动并显示主界面</w:t>
+              <w:t>Convert meters to feet with positive integer input</w:t>
             </w:r>
           </w:p>
         </w:tc>
@@ -584,9 +458,9 @@
           </w:tcPr>
           <w:p>
             <w:r>
-              <w:t>Desc: 用户点击应用图标后，应用应正常启动并展示主界面，界面上包含核心功能的导航入口。</w:t>
+              <w:t>Desc: User selects 'Length' category, chooses 'Meters' as source unit and 'Feet' as target unit, enters '10', and views the converted result.</w:t>
               <w:br/>
-              <w:t>Obj: 确认应用可以成功启动并进入主界面</w:t>
+              <w:t>Obj: Verify correct conversion from meters to feet with standard precision.</w:t>
             </w:r>
           </w:p>
         </w:tc>
@@ -604,7 +478,7 @@
           </w:tcPr>
           <w:p>
             <w:r>
-              <w:t>应用启动后主界面正确加载，显示至少一个功能分类导航项，如货币、长度或重量转换入口</w:t>
+              <w:t>Displays '32.8084 ft' (rounded to 4 decimal places).</w:t>
             </w:r>
           </w:p>
         </w:tc>
@@ -626,7 +500,7 @@
           </w:tcPr>
           <w:p>
             <w:r>
-              <w:t>主界面导航入口可见性检查</w:t>
+              <w:t>Convert Celsius to Fahrenheit with negative decimal input</w:t>
             </w:r>
           </w:p>
         </w:tc>
@@ -636,9 +510,9 @@
           </w:tcPr>
           <w:p>
             <w:r>
-              <w:t>Desc: 主界面应展示多个常用单位转换类别的图标或文字链接，供用户选择进入具体功能页面。</w:t>
+              <w:t>Desc: User navigates to temperature category, selects 'Celsius' → 'Fahrenheit', enters '-40.5', and checks the result.</w:t>
               <w:br/>
-              <w:t>Obj: 验证主界面提供可访问核心功能的导航元素</w:t>
+              <w:t>Obj: Validate accurate conversion of negative decimal temperature values.</w:t>
             </w:r>
           </w:p>
         </w:tc>
@@ -656,7 +530,7 @@
           </w:tcPr>
           <w:p>
             <w:r>
-              <w:t>主界面上可见‘货币’、‘长度’、‘重量’、‘温度’等至少四个分类入口，可点击操作</w:t>
+              <w:t>Displays '-40.9 °F' (rounded to 1 decimal place).</w:t>
             </w:r>
           </w:p>
         </w:tc>
@@ -678,7 +552,7 @@
           </w:tcPr>
           <w:p>
             <w:r>
-              <w:t>主界面无响应情况测试</w:t>
+              <w:t>Convert kilograms to pounds with zero input</w:t>
             </w:r>
           </w:p>
         </w:tc>
@@ -688,9 +562,9 @@
           </w:tcPr>
           <w:p>
             <w:r>
-              <w:t>Desc: 在低性能设备或高负载环境下启动应用，检查主界面是否仍能正常渲染并响应用户操作。</w:t>
+              <w:t>Desc: User selects 'Weight' category, sets 'Kilograms' → 'Pounds', and inputs '0'.</w:t>
               <w:br/>
-              <w:t>Obj: 验证主界面在异常设备条件下仍可使用</w:t>
+              <w:t>Obj: Confirm correct handling and display of zero-value conversion.</w:t>
             </w:r>
           </w:p>
         </w:tc>
@@ -708,7 +582,7 @@
           </w:tcPr>
           <w:p>
             <w:r>
-              <w:t>即使加载稍慢，主界面最终完整显示且所有导航入口可点击</w:t>
+              <w:t>Displays '0.0000 lb' (formatted to 4 decimal places).</w:t>
             </w:r>
           </w:p>
         </w:tc>
@@ -730,7 +604,7 @@
           </w:tcPr>
           <w:p>
             <w:r>
-              <w:t>首次启动主界面展示检查</w:t>
+              <w:t>Convert miles to kilometers with large number input</w:t>
             </w:r>
           </w:p>
         </w:tc>
@@ -740,9 +614,9 @@
           </w:tcPr>
           <w:p>
             <w:r>
-              <w:t>Desc: 新安装后首次启动应用，主界面应直接呈现核心功能导航，不强制跳转引导页或广告页。</w:t>
+              <w:t>Desc: User chooses 'Length', selects 'Miles' → 'Kilometers', and enters '999999'.</w:t>
               <w:br/>
-              <w:t>Obj: 确保首次启动也能进入主界面</w:t>
+              <w:t>Obj: Ensure numeric overflow or precision limits are handled gracefully without crash or scientific notation.</w:t>
             </w:r>
           </w:p>
         </w:tc>
@@ -760,7 +634,7 @@
           </w:tcPr>
           <w:p>
             <w:r>
-              <w:t>首次启动时直接进入主界面，未被重定向至其他非主界面页面</w:t>
+              <w:t>Displays '1,609,343.999 km' (formatted with comma separators and 3 decimal places).</w:t>
             </w:r>
           </w:p>
         </w:tc>
@@ -782,7 +656,7 @@
           </w:tcPr>
           <w:p>
             <w:r>
-              <w:t>主界面空状态检查</w:t>
+              <w:t>Attempt conversion with invalid non-numeric input</w:t>
             </w:r>
           </w:p>
         </w:tc>
@@ -792,9 +666,9 @@
           </w:tcPr>
           <w:p>
             <w:r>
-              <w:t>Desc: 在无网络连接的情况下启动应用，检查主界面是否仍能本地加载基本导航结构。</w:t>
+              <w:t>Desc: User selects 'Length', 'Inches' → 'Centimeters', and types 'abc' into the input field.</w:t>
               <w:br/>
-              <w:t>Obj: 验证主界面基础内容可在离线状态下显示</w:t>
+              <w:t>Obj: Verify system prevents erroneous conversion and provides clear user feedback.</w:t>
             </w:r>
           </w:p>
         </w:tc>
@@ -812,7 +686,163 @@
           </w:tcPr>
           <w:p>
             <w:r>
-              <w:t>即使无网络，主界面仍显示本地支持的转换类别入口，仅部分在线功能置灰不可用</w:t>
+              <w:t>Displays error message such as 'Please enter a valid number' and highlights input field.</w:t>
+            </w:r>
+          </w:p>
+        </w:tc>
+      </w:tr>
+      <w:tr>
+        <w:tc>
+          <w:tcPr>
+            <w:tcW w:type="dxa" w:w="1728"/>
+          </w:tcPr>
+          <w:p>
+            <w:r>
+              <w:t>TC-01-06</w:t>
+            </w:r>
+          </w:p>
+        </w:tc>
+        <w:tc>
+          <w:tcPr>
+            <w:tcW w:type="dxa" w:w="1728"/>
+          </w:tcPr>
+          <w:p>
+            <w:r>
+              <w:t>Convert grams to ounces with very small decimal</w:t>
+            </w:r>
+          </w:p>
+        </w:tc>
+        <w:tc>
+          <w:tcPr>
+            <w:tcW w:type="dxa" w:w="1728"/>
+          </w:tcPr>
+          <w:p>
+            <w:r>
+              <w:t>Desc: User selects 'Weight', 'Grams' → 'Ounces', and enters '0.001'.</w:t>
+              <w:br/>
+              <w:t>Obj: Test precision retention for sub-gram conversions.</w:t>
+            </w:r>
+          </w:p>
+        </w:tc>
+        <w:tc>
+          <w:tcPr>
+            <w:tcW w:type="dxa" w:w="1728"/>
+          </w:tcPr>
+          <w:p>
+            <w:r/>
+          </w:p>
+        </w:tc>
+        <w:tc>
+          <w:tcPr>
+            <w:tcW w:type="dxa" w:w="1728"/>
+          </w:tcPr>
+          <w:p>
+            <w:r>
+              <w:t>Displays '0.00004 oz' (scientific notation avoided; shown as decimal with trailing zeros up to 5 places).</w:t>
+            </w:r>
+          </w:p>
+        </w:tc>
+      </w:tr>
+      <w:tr>
+        <w:tc>
+          <w:tcPr>
+            <w:tcW w:type="dxa" w:w="1728"/>
+          </w:tcPr>
+          <w:p>
+            <w:r>
+              <w:t>TC-01-07</w:t>
+            </w:r>
+          </w:p>
+        </w:tc>
+        <w:tc>
+          <w:tcPr>
+            <w:tcW w:type="dxa" w:w="1728"/>
+          </w:tcPr>
+          <w:p>
+            <w:r>
+              <w:t>Switch target unit mid-session and re-calculate</w:t>
+            </w:r>
+          </w:p>
+        </w:tc>
+        <w:tc>
+          <w:tcPr>
+            <w:tcW w:type="dxa" w:w="1728"/>
+          </w:tcPr>
+          <w:p>
+            <w:r>
+              <w:t>Desc: User converts '25' from 'Celsius' to 'Kelvin', then changes target unit to 'Fahrenheit' without re-entering value.</w:t>
+              <w:br/>
+              <w:t>Obj: Confirm real-time recalculation upon target unit change.</w:t>
+            </w:r>
+          </w:p>
+        </w:tc>
+        <w:tc>
+          <w:tcPr>
+            <w:tcW w:type="dxa" w:w="1728"/>
+          </w:tcPr>
+          <w:p>
+            <w:r/>
+          </w:p>
+        </w:tc>
+        <w:tc>
+          <w:tcPr>
+            <w:tcW w:type="dxa" w:w="1728"/>
+          </w:tcPr>
+          <w:p>
+            <w:r>
+              <w:t>Result updates instantly from '298.15 K' to '77.0 °F'.</w:t>
+            </w:r>
+          </w:p>
+        </w:tc>
+      </w:tr>
+      <w:tr>
+        <w:tc>
+          <w:tcPr>
+            <w:tcW w:type="dxa" w:w="1728"/>
+          </w:tcPr>
+          <w:p>
+            <w:r>
+              <w:t>TC-01-08</w:t>
+            </w:r>
+          </w:p>
+        </w:tc>
+        <w:tc>
+          <w:tcPr>
+            <w:tcW w:type="dxa" w:w="1728"/>
+          </w:tcPr>
+          <w:p>
+            <w:r>
+              <w:t>Empty input conversion attempt</w:t>
+            </w:r>
+          </w:p>
+        </w:tc>
+        <w:tc>
+          <w:tcPr>
+            <w:tcW w:type="dxa" w:w="1728"/>
+          </w:tcPr>
+          <w:p>
+            <w:r>
+              <w:t>Desc: User selects 'Length', 'Kilometers' → 'Miles', but leaves input field blank and triggers conversion.</w:t>
+              <w:br/>
+              <w:t>Obj: Validate graceful handling of empty input before conversion.</w:t>
+            </w:r>
+          </w:p>
+        </w:tc>
+        <w:tc>
+          <w:tcPr>
+            <w:tcW w:type="dxa" w:w="1728"/>
+          </w:tcPr>
+          <w:p>
+            <w:r/>
+          </w:p>
+        </w:tc>
+        <w:tc>
+          <w:tcPr>
+            <w:tcW w:type="dxa" w:w="1728"/>
+          </w:tcPr>
+          <w:p>
+            <w:r>
+              <w:t>Displays placeholder or prompt like 'Enter a value' and does not show numeric result.</w:t>
             </w:r>
           </w:p>
         </w:tc>
@@ -834,7 +864,7 @@
           </w:tcPr>
           <w:p>
             <w:r>
-              <w:t>点击网页链接跳转目标页面</w:t>
+              <w:t>Enable a previously hidden unit in Length category</w:t>
             </w:r>
           </w:p>
         </w:tc>
@@ -844,9 +874,9 @@
           </w:tcPr>
           <w:p>
             <w:r>
-              <w:t>Desc: 用户在应用内浏览包含超链接的网页内容，点击链接后应在当前环境中加载目标页面</w:t>
+              <w:t>Desc: User navigates to the Length category settings, locates the disabled 'furlong' unit, and toggles it back on.</w:t>
               <w:br/>
-              <w:t>Obj: 验证链接点击后能在同一界面环境中完成页面跳转</w:t>
+              <w:t>Obj: Verify that a hidden unit can be re-enabled and appears in the unit selection menu for Length conversions.</w:t>
             </w:r>
           </w:p>
         </w:tc>
@@ -864,7 +894,7 @@
           </w:tcPr>
           <w:p>
             <w:r>
-              <w:t>点击链接后成功加载目标网页内容，页面切换流畅，无外部浏览器打开行为</w:t>
+              <w:t>The 'furlong' unit is visible and selectable in the Length unit picker after saving preferences.</w:t>
             </w:r>
           </w:p>
         </w:tc>
@@ -886,7 +916,7 @@
           </w:tcPr>
           <w:p>
             <w:r>
-              <w:t>点击内部锚点链接平滑滚动</w:t>
+              <w:t>Disable a unit in Temperature category and confirm removal from conversion UI</w:t>
             </w:r>
           </w:p>
         </w:tc>
@@ -896,9 +926,9 @@
           </w:tcPr>
           <w:p>
             <w:r>
-              <w:t>Desc: 用户点击页面内的锚点链接时，页面应平滑滚动至对应章节位置</w:t>
+              <w:t>Desc: User opens Temperature category settings, disables 'Rankine', saves changes, then starts a new temperature conversion.</w:t>
               <w:br/>
-              <w:t>Obj: 验证锚点链接可在同页内正确触发定位跳转</w:t>
+              <w:t>Obj: Ensure disabled units do not appear in the unit selection dropdowns during active conversion.</w:t>
             </w:r>
           </w:p>
         </w:tc>
@@ -916,7 +946,7 @@
           </w:tcPr>
           <w:p>
             <w:r>
-              <w:t>页面视图自动滚动到锚点对应的内容区域，URL无跳转但片段标识更新</w:t>
+              <w:t>Rankine is absent from both source and target unit lists in the conversion interface.</w:t>
             </w:r>
           </w:p>
         </w:tc>
@@ -938,7 +968,7 @@
           </w:tcPr>
           <w:p>
             <w:r>
-              <w:t>点击无效链接提示处理</w:t>
+              <w:t>Persist unit visibility settings across app restart</w:t>
             </w:r>
           </w:p>
         </w:tc>
@@ -948,9 +978,9 @@
           </w:tcPr>
           <w:p>
             <w:r>
-              <w:t>Desc: 用户点击一个格式错误或无法访问的链接时，系统应给出适当反馈</w:t>
+              <w:t>Desc: User disables 'carat' under Mass, exits the app completely, relaunches, and checks Mass unit list.</w:t>
               <w:br/>
-              <w:t>Obj: 验证对非法链接的容错处理机制</w:t>
+              <w:t>Obj: Validate that unit visibility configuration survives app termination and restart.</w:t>
             </w:r>
           </w:p>
         </w:tc>
@@ -968,7 +998,7 @@
           </w:tcPr>
           <w:p>
             <w:r>
-              <w:t>显示友好提示如'页面无法访问'或'链接无效'，不崩溃或卡死</w:t>
+              <w:t>Carat does not appear in the Mass unit selection menu after relaunch.</w:t>
             </w:r>
           </w:p>
         </w:tc>
@@ -990,7 +1020,7 @@
           </w:tcPr>
           <w:p>
             <w:r>
-              <w:t>点击下载链接触发资源获取</w:t>
+              <w:t>Disable all units in a category and verify empty unit list</w:t>
             </w:r>
           </w:p>
         </w:tc>
@@ -1000,9 +1030,9 @@
           </w:tcPr>
           <w:p>
             <w:r>
-              <w:t>Desc: 用户点击指向文件资源的链接（如PDF、文档），系统应启动下载流程</w:t>
+              <w:t>Desc: User disables every unit under Area (e.g., acre, hectare, square mile), saves, then opens Area conversion.</w:t>
               <w:br/>
-              <w:t>Obj: 验证非网页类链接能正确识别并执行下载操作</w:t>
+              <w:t>Obj: Confirm behavior when no units are enabled in a category — e.g., placeholder or empty state handling.</w:t>
             </w:r>
           </w:p>
         </w:tc>
@@ -1020,7 +1050,7 @@
           </w:tcPr>
           <w:p>
             <w:r>
-              <w:t>弹出下载确认或自动加入下载队列，状态可追踪</w:t>
+              <w:t>Area unit selection shows either an empty list with appropriate message (e.g., 'No units enabled') or defaults to a fallback behavior without crashing.</w:t>
             </w:r>
           </w:p>
         </w:tc>
@@ -1042,7 +1072,7 @@
           </w:tcPr>
           <w:p>
             <w:r>
-              <w:t>返回按钮支持浏览历史回退</w:t>
+              <w:t>Toggle visibility of multiple units across different categories simultaneously</w:t>
             </w:r>
           </w:p>
         </w:tc>
@@ -1052,9 +1082,9 @@
           </w:tcPr>
           <w:p>
             <w:r>
-              <w:t>Desc: 用户在多次点击链接跳转后，使用返回功能应能逐级退回先前页面</w:t>
+              <w:t>Desc: User disables 'nautical mile' (Length), enables 'BTU' (Energy), and disables 'bar' (Pressure) in one settings session, then saves.</w:t>
               <w:br/>
-              <w:t>Obj: 验证页面导航历史管理功能</w:t>
+              <w:t>Obj: Test multi-category unit visibility changes applied atomically and correctly persisted.</w:t>
             </w:r>
           </w:p>
         </w:tc>
@@ -1072,7 +1102,59 @@
           </w:tcPr>
           <w:p>
             <w:r>
-              <w:t>点击返回按钮可回到上一网页，历史栈正常维护</w:t>
+              <w:t>Nautical mile is hidden in Length, BTU is visible in Energy, and bar is hidden in Pressure — all reflected immediately in respective conversion screens.</w:t>
+            </w:r>
+          </w:p>
+        </w:tc>
+      </w:tr>
+      <w:tr>
+        <w:tc>
+          <w:tcPr>
+            <w:tcW w:type="dxa" w:w="1728"/>
+          </w:tcPr>
+          <w:p>
+            <w:r>
+              <w:t>TC-02-06</w:t>
+            </w:r>
+          </w:p>
+        </w:tc>
+        <w:tc>
+          <w:tcPr>
+            <w:tcW w:type="dxa" w:w="1728"/>
+          </w:tcPr>
+          <w:p>
+            <w:r>
+              <w:t>Re-enable a unit after clearing app data and reopening</w:t>
+            </w:r>
+          </w:p>
+        </w:tc>
+        <w:tc>
+          <w:tcPr>
+            <w:tcW w:type="dxa" w:w="1728"/>
+          </w:tcPr>
+          <w:p>
+            <w:r>
+              <w:t>Desc: User clears app data, launches app, configures unit preferences, disables 'peck' under Volume, then re-enables it later.</w:t>
+              <w:br/>
+              <w:t>Obj: Verify that unit visibility state is properly initialized and modifiable post-reset.</w:t>
+            </w:r>
+          </w:p>
+        </w:tc>
+        <w:tc>
+          <w:tcPr>
+            <w:tcW w:type="dxa" w:w="1728"/>
+          </w:tcPr>
+          <w:p>
+            <w:r/>
+          </w:p>
+        </w:tc>
+        <w:tc>
+          <w:tcPr>
+            <w:tcW w:type="dxa" w:w="1728"/>
+          </w:tcPr>
+          <w:p>
+            <w:r>
+              <w:t>After re-enabling 'peck', it appears in the Volume unit list during conversion.</w:t>
             </w:r>
           </w:p>
         </w:tc>
@@ -1094,7 +1176,7 @@
           </w:tcPr>
           <w:p>
             <w:r>
-              <w:t>验证主界面货币转换功能入口可见且可点击</w:t>
+              <w:t>Select and reorder properties to display on main interface</w:t>
             </w:r>
           </w:p>
         </w:tc>
@@ -1104,9 +1186,9 @@
           </w:tcPr>
           <w:p>
             <w:r>
-              <w:t>Desc: 检查主界面是否显示货币转换功能入口，并能正常跳转至对应页面</w:t>
+              <w:t>Desc: User accesses display settings, enables 'Conversion History' and 'Favorite Units', disables 'Recent Categories', and drags 'Favorite Units' above 'Conversion History'.</w:t>
               <w:br/>
-              <w:t>Obj: 确认货币转换入口存在并可操作</w:t>
+              <w:t>Obj: Verify that selected properties appear in the specified order on the main screen after saving changes.</w:t>
             </w:r>
           </w:p>
         </w:tc>
@@ -1124,7 +1206,7 @@
           </w:tcPr>
           <w:p>
             <w:r>
-              <w:t>主界面上显示‘货币转换’入口，点击后成功进入货币转换服务页面</w:t>
+              <w:t>Main interface shows only 'Favorite Units' followed by 'Conversion History'; 'Recent Categories' is absent.</w:t>
             </w:r>
           </w:p>
         </w:tc>
@@ -1146,7 +1228,7 @@
           </w:tcPr>
           <w:p>
             <w:r>
-              <w:t>验证主界面长度单位转换入口可见且可点击</w:t>
+              <w:t>Disable all properties and confirm empty main interface</w:t>
             </w:r>
           </w:p>
         </w:tc>
@@ -1156,9 +1238,9 @@
           </w:tcPr>
           <w:p>
             <w:r>
-              <w:t>Desc: 检查主界面是否显示长度单位转换入口，并能正常跳转至对应页面</w:t>
+              <w:t>Desc: User navigates to display settings and turns off visibility for all available properties (e.g., Conversion History, Favorite Units, Recent Categories).</w:t>
               <w:br/>
-              <w:t>Obj: 确认长度单位转换入口存在并可操作</w:t>
+              <w:t>Obj: Confirm that the main interface displays no property sections when all are disabled.</w:t>
             </w:r>
           </w:p>
         </w:tc>
@@ -1176,7 +1258,7 @@
           </w:tcPr>
           <w:p>
             <w:r>
-              <w:t>主界面上显示‘长度转换’入口，点击后成功进入长度单位转换服务页面</w:t>
+              <w:t>Main screen shows only app header and empty space — no property cards or sections visible.</w:t>
             </w:r>
           </w:p>
         </w:tc>
@@ -1198,7 +1280,7 @@
           </w:tcPr>
           <w:p>
             <w:r>
-              <w:t>验证主界面温度单位转换入口可见且可点击</w:t>
+              <w:t>Reorder properties using drag-and-drop and verify persistence</w:t>
             </w:r>
           </w:p>
         </w:tc>
@@ -1208,9 +1290,9 @@
           </w:tcPr>
           <w:p>
             <w:r>
-              <w:t>Desc: 检查主界面是否显示温度单位转换入口，并能正常跳转至对应页面</w:t>
+              <w:t>Desc: User enables 'Recent Categories', 'Conversion History', and 'Favorite Units', then reorders them as: 'Recent Categories' → 'Favorite Units' → 'Conversion History'.</w:t>
               <w:br/>
-              <w:t>Obj: 确认温度单位转换入口存在并可操作</w:t>
+              <w:t>Obj: Ensure the new order persists across app restarts and is reflected immediately upon returning to main screen.</w:t>
             </w:r>
           </w:p>
         </w:tc>
@@ -1228,7 +1310,7 @@
           </w:tcPr>
           <w:p>
             <w:r>
-              <w:t>主界面上显示‘温度转换’入口，点击后成功进入温度单位转换服务页面</w:t>
+              <w:t>After closing and reopening the app, main screen displays sections in the exact reordered sequence.</w:t>
             </w:r>
           </w:p>
         </w:tc>
@@ -1250,7 +1332,7 @@
           </w:tcPr>
           <w:p>
             <w:r>
-              <w:t>验证主界面重量单位转换入口可见且可点击</w:t>
+              <w:t>Enable single property and verify isolated display</w:t>
             </w:r>
           </w:p>
         </w:tc>
@@ -1260,9 +1342,9 @@
           </w:tcPr>
           <w:p>
             <w:r>
-              <w:t>Desc: 检查主界面是否显示重量单位转换入口，并能正常跳转至对应页面</w:t>
+              <w:t>Desc: User disables all properties except 'Recent Categories' in display settings.</w:t>
               <w:br/>
-              <w:t>Obj: 确认重量单位转换入口存在并可操作</w:t>
+              <w:t>Obj: Validate that only the enabled property appears, correctly formatted and functional, with no residual UI elements from disabled ones.</w:t>
             </w:r>
           </w:p>
         </w:tc>
@@ -1280,7 +1362,7 @@
           </w:tcPr>
           <w:p>
             <w:r>
-              <w:t>主界面上显示‘重量转换’入口，点击后成功进入重量单位转换服务页面</w:t>
+              <w:t>Main interface shows only one section titled 'Recent Categories' containing at least three example category names (e.g., 'Length', 'Weight', 'Temperature').</w:t>
             </w:r>
           </w:p>
         </w:tc>
@@ -1302,7 +1384,7 @@
           </w:tcPr>
           <w:p>
             <w:r>
-              <w:t>验证主界面面积单位转换入口可见且可点击</w:t>
+              <w:t>Toggle property visibility mid-session and observe immediate UI update</w:t>
             </w:r>
           </w:p>
         </w:tc>
@@ -1312,9 +1394,9 @@
           </w:tcPr>
           <w:p>
             <w:r>
-              <w:t>Desc: 检查主界面是否显示面积单位转换入口，并能正常跳转至对应页面</w:t>
+              <w:t>Desc: While on the main screen, user opens display settings, unchecks 'Conversion History', saves, and returns to main screen without restarting the app.</w:t>
               <w:br/>
-              <w:t>Obj: 确认面积单位转换入口存在并可操作</w:t>
+              <w:t>Obj: Confirm real-time removal of the 'Conversion History' section without requiring app reload.</w:t>
             </w:r>
           </w:p>
         </w:tc>
@@ -1332,267 +1414,7 @@
           </w:tcPr>
           <w:p>
             <w:r>
-              <w:t>主界面上显示‘面积转换’入口，点击后成功进入面积单位转换服务页面</w:t>
-            </w:r>
-          </w:p>
-        </w:tc>
-      </w:tr>
-      <w:tr>
-        <w:tc>
-          <w:tcPr>
-            <w:tcW w:type="dxa" w:w="1728"/>
-          </w:tcPr>
-          <w:p>
-            <w:r>
-              <w:t>TC-03-06</w:t>
-            </w:r>
-          </w:p>
-        </w:tc>
-        <w:tc>
-          <w:tcPr>
-            <w:tcW w:type="dxa" w:w="1728"/>
-          </w:tcPr>
-          <w:p>
-            <w:r>
-              <w:t>验证主界面速度单位转换入口可见且可点击</w:t>
-            </w:r>
-          </w:p>
-        </w:tc>
-        <w:tc>
-          <w:tcPr>
-            <w:tcW w:type="dxa" w:w="1728"/>
-          </w:tcPr>
-          <w:p>
-            <w:r>
-              <w:t>Desc: 检查主界面是否显示速度单位转换入口，并能正常跳转至对应页面</w:t>
-              <w:br/>
-              <w:t>Obj: 确认速度单位转换入口存在并可操作</w:t>
-            </w:r>
-          </w:p>
-        </w:tc>
-        <w:tc>
-          <w:tcPr>
-            <w:tcW w:type="dxa" w:w="1728"/>
-          </w:tcPr>
-          <w:p>
-            <w:r/>
-          </w:p>
-        </w:tc>
-        <w:tc>
-          <w:tcPr>
-            <w:tcW w:type="dxa" w:w="1728"/>
-          </w:tcPr>
-          <w:p>
-            <w:r>
-              <w:t>主界面上显示‘速度转换’入口，点击后成功进入速度单位转换服务页面</w:t>
-            </w:r>
-          </w:p>
-        </w:tc>
-      </w:tr>
-      <w:tr>
-        <w:tc>
-          <w:tcPr>
-            <w:tcW w:type="dxa" w:w="1728"/>
-          </w:tcPr>
-          <w:p>
-            <w:r>
-              <w:t>TC-03-07</w:t>
-            </w:r>
-          </w:p>
-        </w:tc>
-        <w:tc>
-          <w:tcPr>
-            <w:tcW w:type="dxa" w:w="1728"/>
-          </w:tcPr>
-          <w:p>
-            <w:r>
-              <w:t>验证主界面数据存储单位转换入口可见且可点击</w:t>
-            </w:r>
-          </w:p>
-        </w:tc>
-        <w:tc>
-          <w:tcPr>
-            <w:tcW w:type="dxa" w:w="1728"/>
-          </w:tcPr>
-          <w:p>
-            <w:r>
-              <w:t>Desc: 检查主界面是否显示数据存储单位转换入口，并能正常跳转至对应页面</w:t>
-              <w:br/>
-              <w:t>Obj: 确认数据存储单位转换入口存在并可操作</w:t>
-            </w:r>
-          </w:p>
-        </w:tc>
-        <w:tc>
-          <w:tcPr>
-            <w:tcW w:type="dxa" w:w="1728"/>
-          </w:tcPr>
-          <w:p>
-            <w:r/>
-          </w:p>
-        </w:tc>
-        <w:tc>
-          <w:tcPr>
-            <w:tcW w:type="dxa" w:w="1728"/>
-          </w:tcPr>
-          <w:p>
-            <w:r>
-              <w:t>主界面上显示‘数据存储转换’入口，点击后成功进入数据存储单位转换服务页面</w:t>
-            </w:r>
-          </w:p>
-        </w:tc>
-      </w:tr>
-      <w:tr>
-        <w:tc>
-          <w:tcPr>
-            <w:tcW w:type="dxa" w:w="1728"/>
-          </w:tcPr>
-          <w:p>
-            <w:r>
-              <w:t>TC-03-08</w:t>
-            </w:r>
-          </w:p>
-        </w:tc>
-        <w:tc>
-          <w:tcPr>
-            <w:tcW w:type="dxa" w:w="1728"/>
-          </w:tcPr>
-          <w:p>
-            <w:r>
-              <w:t>验证主界面时间单位转换入口可见且可点击</w:t>
-            </w:r>
-          </w:p>
-        </w:tc>
-        <w:tc>
-          <w:tcPr>
-            <w:tcW w:type="dxa" w:w="1728"/>
-          </w:tcPr>
-          <w:p>
-            <w:r>
-              <w:t>Desc: 检查主界面是否显示时间单位转换入口，并能正常跳转至对应页面</w:t>
-              <w:br/>
-              <w:t>Obj: 确认时间单位转换入口存在并可操作</w:t>
-            </w:r>
-          </w:p>
-        </w:tc>
-        <w:tc>
-          <w:tcPr>
-            <w:tcW w:type="dxa" w:w="1728"/>
-          </w:tcPr>
-          <w:p>
-            <w:r/>
-          </w:p>
-        </w:tc>
-        <w:tc>
-          <w:tcPr>
-            <w:tcW w:type="dxa" w:w="1728"/>
-          </w:tcPr>
-          <w:p>
-            <w:r>
-              <w:t>主界面上显示‘时间转换’入口，点击后成功进入时间单位转换服务页面</w:t>
-            </w:r>
-          </w:p>
-        </w:tc>
-      </w:tr>
-      <w:tr>
-        <w:tc>
-          <w:tcPr>
-            <w:tcW w:type="dxa" w:w="1728"/>
-          </w:tcPr>
-          <w:p>
-            <w:r>
-              <w:t>TC-03-09</w:t>
-            </w:r>
-          </w:p>
-        </w:tc>
-        <w:tc>
-          <w:tcPr>
-            <w:tcW w:type="dxa" w:w="1728"/>
-          </w:tcPr>
-          <w:p>
-            <w:r>
-              <w:t>验证主界面所有功能入口在小屏设备上完整显示</w:t>
-            </w:r>
-          </w:p>
-        </w:tc>
-        <w:tc>
-          <w:tcPr>
-            <w:tcW w:type="dxa" w:w="1728"/>
-          </w:tcPr>
-          <w:p>
-            <w:r>
-              <w:t>Desc: 检查在较小屏幕分辨率下，主界面所有功能入口是否仍完整可见且无遮挡</w:t>
-              <w:br/>
-              <w:t>Obj: 确保小屏设备上功能入口布局适配良好</w:t>
-            </w:r>
-          </w:p>
-        </w:tc>
-        <w:tc>
-          <w:tcPr>
-            <w:tcW w:type="dxa" w:w="1728"/>
-          </w:tcPr>
-          <w:p>
-            <w:r/>
-          </w:p>
-        </w:tc>
-        <w:tc>
-          <w:tcPr>
-            <w:tcW w:type="dxa" w:w="1728"/>
-          </w:tcPr>
-          <w:p>
-            <w:r>
-              <w:t>所有功能入口均完整显示，无截断或重叠现象，支持滑动查看（如有必要）</w:t>
-            </w:r>
-          </w:p>
-        </w:tc>
-      </w:tr>
-      <w:tr>
-        <w:tc>
-          <w:tcPr>
-            <w:tcW w:type="dxa" w:w="1728"/>
-          </w:tcPr>
-          <w:p>
-            <w:r>
-              <w:t>TC-03-10</w:t>
-            </w:r>
-          </w:p>
-        </w:tc>
-        <w:tc>
-          <w:tcPr>
-            <w:tcW w:type="dxa" w:w="1728"/>
-          </w:tcPr>
-          <w:p>
-            <w:r>
-              <w:t>验证主界面功能入口在空网络状态下是否仍可点击跳转</w:t>
-            </w:r>
-          </w:p>
-        </w:tc>
-        <w:tc>
-          <w:tcPr>
-            <w:tcW w:type="dxa" w:w="1728"/>
-          </w:tcPr>
-          <w:p>
-            <w:r>
-              <w:t>Desc: 检查在网络不可用时，主界面各功能入口是否仍可正常响应点击并跳转</w:t>
-              <w:br/>
-              <w:t>Obj: 确保功能导航不依赖网络状态</w:t>
-            </w:r>
-          </w:p>
-        </w:tc>
-        <w:tc>
-          <w:tcPr>
-            <w:tcW w:type="dxa" w:w="1728"/>
-          </w:tcPr>
-          <w:p>
-            <w:r/>
-          </w:p>
-        </w:tc>
-        <w:tc>
-          <w:tcPr>
-            <w:tcW w:type="dxa" w:w="1728"/>
-          </w:tcPr>
-          <w:p>
-            <w:r>
-              <w:t>即使无网络连接，所有功能入口仍可见且可点击，跳转正常</w:t>
+              <w:t>The 'Conversion History' section disappears instantly upon returning to main screen; other enabled sections remain unchanged.</w:t>
             </w:r>
           </w:p>
         </w:tc>
@@ -1614,7 +1436,7 @@
           </w:tcPr>
           <w:p>
             <w:r>
-              <w:t>验证主界面中文标题显示正常</w:t>
+              <w:t>Enter valid positive decimal number</w:t>
             </w:r>
           </w:p>
         </w:tc>
@@ -1624,9 +1446,9 @@
           </w:tcPr>
           <w:p>
             <w:r>
-              <w:t>Desc: 检查应用主界面中是否存在中文标题或标签，并确认其显示是否正确。</w:t>
+              <w:t>Desc: User enters a legitimate positive decimal value (e.g., '123.45') into the numeric conversion input field.</w:t>
               <w:br/>
-              <w:t>Obj: 确保应用内中文文本内容能够正常渲染，无乱码或方框字符。</w:t>
+              <w:t>Obj: Verify that valid decimal numbers are accepted and processed without error.</w:t>
             </w:r>
           </w:p>
         </w:tc>
@@ -1644,7 +1466,7 @@
           </w:tcPr>
           <w:p>
             <w:r>
-              <w:t>界面上所有中文字符清晰可读，如‘货币转换’、‘长度单位’等标签正确显示。</w:t>
+              <w:t>Input is accepted; conversion proceeds normally; no error message appears.</w:t>
             </w:r>
           </w:p>
         </w:tc>
@@ -1666,7 +1488,7 @@
           </w:tcPr>
           <w:p>
             <w:r>
-              <w:t>验证货币转换页面中文名称显示</w:t>
+              <w:t>Enter valid negative integer</w:t>
             </w:r>
           </w:p>
         </w:tc>
@@ -1676,9 +1498,9 @@
           </w:tcPr>
           <w:p>
             <w:r>
-              <w:t>Desc: 进入货币转换功能页面，查看各种货币的中文名称是否正确展示。</w:t>
+              <w:t>Desc: User enters a negative whole number (e.g., '-789') into the numeric conversion field.</w:t>
               <w:br/>
-              <w:t>Obj: 确认货币列表中的中文条目（如‘人民币’、‘美元’）能正确显示。</w:t>
+              <w:t>Obj: Ensure negative integers are accepted as valid numeric input.</w:t>
             </w:r>
           </w:p>
         </w:tc>
@@ -1696,7 +1518,7 @@
           </w:tcPr>
           <w:p>
             <w:r>
-              <w:t>货币选项中包含并正确显示中文名称，无乱码或缺失字体现象。</w:t>
+              <w:t>Input is accepted; conversion proceeds normally; no error message appears.</w:t>
             </w:r>
           </w:p>
         </w:tc>
@@ -1718,7 +1540,7 @@
           </w:tcPr>
           <w:p>
             <w:r>
-              <w:t>验证长度单位换算项的中文标识</w:t>
+              <w:t>Enter invalid alphabetic characters</w:t>
             </w:r>
           </w:p>
         </w:tc>
@@ -1728,9 +1550,9 @@
           </w:tcPr>
           <w:p>
             <w:r>
-              <w:t>Desc: 在长度换算模块中查看单位名称是否支持中文显示。</w:t>
+              <w:t>Desc: User types letters (e.g., 'abc') into the numeric conversion field.</w:t>
               <w:br/>
-              <w:t>Obj: 确保‘米’、‘千米’、‘英寸’等中文单位名称正确呈现。</w:t>
+              <w:t>Obj: Confirm non-numeric characters (excluding '.' and '-') trigger inline validation and prevent submission.</w:t>
             </w:r>
           </w:p>
         </w:tc>
@@ -1748,7 +1570,7 @@
           </w:tcPr>
           <w:p>
             <w:r>
-              <w:t>所有长度单位的中文命名均正常显示，未出现符号替代或空白。</w:t>
+              <w:t>Inline error message appears (e.g., 'Please enter a valid number'); conversion is disabled or ignored until corrected.</w:t>
             </w:r>
           </w:p>
         </w:tc>
@@ -1770,7 +1592,7 @@
           </w:tcPr>
           <w:p>
             <w:r>
-              <w:t>输入含中文的自定义备注信息</w:t>
+              <w:t>Enter mixed invalid symbols</w:t>
             </w:r>
           </w:p>
         </w:tc>
@@ -1780,9 +1602,9 @@
           </w:tcPr>
           <w:p>
             <w:r>
-              <w:t>Desc: 在支持用户输入的字段中输入中文字符作为备注或标签。</w:t>
+              <w:t>Desc: User enters symbols like '@#$', '12a3!', or '5.6.7' into the numeric field.</w:t>
               <w:br/>
-              <w:t>Obj: 验证应用对用户输入中文的支持能力。</w:t>
+              <w:t>Obj: Validate that multiple or repeated invalid characters (including double decimal points) are rejected.</w:t>
             </w:r>
           </w:p>
         </w:tc>
@@ -1800,7 +1622,7 @@
           </w:tcPr>
           <w:p>
             <w:r>
-              <w:t>输入的中文内容（如‘工资兑换’）保存后仍能完整正确显示。</w:t>
+              <w:t>Inline error message appears; input is not processed; cursor remains active for correction.</w:t>
             </w:r>
           </w:p>
         </w:tc>
@@ -1822,7 +1644,7 @@
           </w:tcPr>
           <w:p>
             <w:r>
-              <w:t>切换系统语言为中文后界面显示验证</w:t>
+              <w:t>Submit empty input</w:t>
             </w:r>
           </w:p>
         </w:tc>
@@ -1832,9 +1654,9 @@
           </w:tcPr>
           <w:p>
             <w:r>
-              <w:t>Desc: 将手机系统语言设为简体中文后重新打开应用，检查界面语言响应情况。</w:t>
+              <w:t>Desc: User taps convert button without entering any characters in the numeric field.</w:t>
               <w:br/>
-              <w:t>Obj: 确认应用能适配系统语言并正确加载中文资源。</w:t>
+              <w:t>Obj: Verify behavior when field is completely empty.</w:t>
             </w:r>
           </w:p>
         </w:tc>
@@ -1852,7 +1674,579 @@
           </w:tcPr>
           <w:p>
             <w:r>
-              <w:t>应用界面自动切换为中文显示，所有菜单和按钮文字清晰可读。</w:t>
+              <w:t>Inline error message appears (e.g., 'Value cannot be empty'); conversion is not triggered.</w:t>
+            </w:r>
+          </w:p>
+        </w:tc>
+      </w:tr>
+      <w:tr>
+        <w:tc>
+          <w:tcPr>
+            <w:tcW w:type="dxa" w:w="1728"/>
+          </w:tcPr>
+          <w:p>
+            <w:r>
+              <w:t>TC-04-06</w:t>
+            </w:r>
+          </w:p>
+        </w:tc>
+        <w:tc>
+          <w:tcPr>
+            <w:tcW w:type="dxa" w:w="1728"/>
+          </w:tcPr>
+          <w:p>
+            <w:r>
+              <w:t>Submit whitespace-only input</w:t>
+            </w:r>
+          </w:p>
+        </w:tc>
+        <w:tc>
+          <w:tcPr>
+            <w:tcW w:type="dxa" w:w="1728"/>
+          </w:tcPr>
+          <w:p>
+            <w:r>
+              <w:t>Desc: User enters only spaces, tabs, or newlines (e.g., '   ') and attempts conversion.</w:t>
+              <w:br/>
+              <w:t>Obj: Ensure leading/trailing/only whitespace is treated as invalid and handled gracefully.</w:t>
+            </w:r>
+          </w:p>
+        </w:tc>
+        <w:tc>
+          <w:tcPr>
+            <w:tcW w:type="dxa" w:w="1728"/>
+          </w:tcPr>
+          <w:p>
+            <w:r/>
+          </w:p>
+        </w:tc>
+        <w:tc>
+          <w:tcPr>
+            <w:tcW w:type="dxa" w:w="1728"/>
+          </w:tcPr>
+          <w:p>
+            <w:r>
+              <w:t>Inline error message appears; input is trimmed and found empty; conversion is blocked.</w:t>
+            </w:r>
+          </w:p>
+        </w:tc>
+      </w:tr>
+      <w:tr>
+        <w:tc>
+          <w:tcPr>
+            <w:tcW w:type="dxa" w:w="1728"/>
+          </w:tcPr>
+          <w:p>
+            <w:r>
+              <w:t>TC-04-07</w:t>
+            </w:r>
+          </w:p>
+        </w:tc>
+        <w:tc>
+          <w:tcPr>
+            <w:tcW w:type="dxa" w:w="1728"/>
+          </w:tcPr>
+          <w:p>
+            <w:r>
+              <w:t>Enter single decimal point</w:t>
+            </w:r>
+          </w:p>
+        </w:tc>
+        <w:tc>
+          <w:tcPr>
+            <w:tcW w:type="dxa" w:w="1728"/>
+          </w:tcPr>
+          <w:p>
+            <w:r>
+              <w:t>Desc: User types only '.' into the numeric field.</w:t>
+              <w:br/>
+              <w:t>Obj: Test edge case where decimal point lacks associated digits.</w:t>
+            </w:r>
+          </w:p>
+        </w:tc>
+        <w:tc>
+          <w:tcPr>
+            <w:tcW w:type="dxa" w:w="1728"/>
+          </w:tcPr>
+          <w:p>
+            <w:r/>
+          </w:p>
+        </w:tc>
+        <w:tc>
+          <w:tcPr>
+            <w:tcW w:type="dxa" w:w="1728"/>
+          </w:tcPr>
+          <w:p>
+            <w:r>
+              <w:t>Inline error message appears (e.g., 'Invalid number format'); conversion is disabled.</w:t>
+            </w:r>
+          </w:p>
+        </w:tc>
+      </w:tr>
+      <w:tr>
+        <w:tc>
+          <w:tcPr>
+            <w:tcW w:type="dxa" w:w="1728"/>
+          </w:tcPr>
+          <w:p>
+            <w:r>
+              <w:t>TC-04-08</w:t>
+            </w:r>
+          </w:p>
+        </w:tc>
+        <w:tc>
+          <w:tcPr>
+            <w:tcW w:type="dxa" w:w="1728"/>
+          </w:tcPr>
+          <w:p>
+            <w:r>
+              <w:t>Enter standalone minus sign</w:t>
+            </w:r>
+          </w:p>
+        </w:tc>
+        <w:tc>
+          <w:tcPr>
+            <w:tcW w:type="dxa" w:w="1728"/>
+          </w:tcPr>
+          <w:p>
+            <w:r>
+              <w:t>Desc: User types only '-' into the numeric field.</w:t>
+              <w:br/>
+              <w:t>Obj: Validate handling of isolated unary minus without numeric follow-up.</w:t>
+            </w:r>
+          </w:p>
+        </w:tc>
+        <w:tc>
+          <w:tcPr>
+            <w:tcW w:type="dxa" w:w="1728"/>
+          </w:tcPr>
+          <w:p>
+            <w:r/>
+          </w:p>
+        </w:tc>
+        <w:tc>
+          <w:tcPr>
+            <w:tcW w:type="dxa" w:w="1728"/>
+          </w:tcPr>
+          <w:p>
+            <w:r>
+              <w:t>Inline error message appears; input is rejected as incomplete.</w:t>
+            </w:r>
+          </w:p>
+        </w:tc>
+      </w:tr>
+      <w:tr>
+        <w:tc>
+          <w:tcPr>
+            <w:tcW w:type="dxa" w:w="1728"/>
+          </w:tcPr>
+          <w:p>
+            <w:r>
+              <w:t>TC-04-09</w:t>
+            </w:r>
+          </w:p>
+        </w:tc>
+        <w:tc>
+          <w:tcPr>
+            <w:tcW w:type="dxa" w:w="1728"/>
+          </w:tcPr>
+          <w:p>
+            <w:r>
+              <w:t>Enter number with trailing decimal (e.g., '42.')</w:t>
+            </w:r>
+          </w:p>
+        </w:tc>
+        <w:tc>
+          <w:tcPr>
+            <w:tcW w:type="dxa" w:w="1728"/>
+          </w:tcPr>
+          <w:p>
+            <w:r>
+              <w:t>Desc: User enters a whole number followed by a decimal point but no fractional digits.</w:t>
+              <w:br/>
+              <w:t>Obj: Determine if trailing decimal is accepted (per common UX conventions) or flagged.</w:t>
+            </w:r>
+          </w:p>
+        </w:tc>
+        <w:tc>
+          <w:tcPr>
+            <w:tcW w:type="dxa" w:w="1728"/>
+          </w:tcPr>
+          <w:p>
+            <w:r/>
+          </w:p>
+        </w:tc>
+        <w:tc>
+          <w:tcPr>
+            <w:tcW w:type="dxa" w:w="1728"/>
+          </w:tcPr>
+          <w:p>
+            <w:r>
+              <w:t>Input is accepted (treated as '42.0'); no error message appears; conversion proceeds.</w:t>
+            </w:r>
+          </w:p>
+        </w:tc>
+      </w:tr>
+      <w:tr>
+        <w:tc>
+          <w:tcPr>
+            <w:tcW w:type="dxa" w:w="1728"/>
+          </w:tcPr>
+          <w:p>
+            <w:r>
+              <w:t>TC-04-10</w:t>
+            </w:r>
+          </w:p>
+        </w:tc>
+        <w:tc>
+          <w:tcPr>
+            <w:tcW w:type="dxa" w:w="1728"/>
+          </w:tcPr>
+          <w:p>
+            <w:r>
+              <w:t>Paste invalid clipboard content</w:t>
+            </w:r>
+          </w:p>
+        </w:tc>
+        <w:tc>
+          <w:tcPr>
+            <w:tcW w:type="dxa" w:w="1728"/>
+          </w:tcPr>
+          <w:p>
+            <w:r>
+              <w:t>Desc: User pastes non-numeric text (e.g., 'N/A', '—', or '∞') into the numeric field.</w:t>
+              <w:br/>
+              <w:t>Obj: Ensure paste operation respects input validation rules same as keyboard entry.</w:t>
+            </w:r>
+          </w:p>
+        </w:tc>
+        <w:tc>
+          <w:tcPr>
+            <w:tcW w:type="dxa" w:w="1728"/>
+          </w:tcPr>
+          <w:p>
+            <w:r/>
+          </w:p>
+        </w:tc>
+        <w:tc>
+          <w:tcPr>
+            <w:tcW w:type="dxa" w:w="1728"/>
+          </w:tcPr>
+          <w:p>
+            <w:r>
+              <w:t>Inline error message appears; pasted content is either rejected or auto-cleared on blur/focus loss.</w:t>
+            </w:r>
+          </w:p>
+        </w:tc>
+      </w:tr>
+      <w:tr>
+        <w:tc>
+          <w:tcPr>
+            <w:tcW w:type="dxa" w:w="1728"/>
+          </w:tcPr>
+          <w:p>
+            <w:r>
+              <w:t>TC-05-01</w:t>
+            </w:r>
+          </w:p>
+        </w:tc>
+        <w:tc>
+          <w:tcPr>
+            <w:tcW w:type="dxa" w:w="1728"/>
+          </w:tcPr>
+          <w:p>
+            <w:r>
+              <w:t>Settings retained after app restart</w:t>
+            </w:r>
+          </w:p>
+        </w:tc>
+        <w:tc>
+          <w:tcPr>
+            <w:tcW w:type="dxa" w:w="1728"/>
+          </w:tcPr>
+          <w:p>
+            <w:r>
+              <w:t>Desc: Verifies that all user-configured settings (unit visibility, display order, currency) remain unchanged after closing and reopening the app.</w:t>
+              <w:br/>
+              <w:t>Obj: Confirm persistence of settings across app lifecycle restarts.</w:t>
+            </w:r>
+          </w:p>
+        </w:tc>
+        <w:tc>
+          <w:tcPr>
+            <w:tcW w:type="dxa" w:w="1728"/>
+          </w:tcPr>
+          <w:p>
+            <w:r/>
+          </w:p>
+        </w:tc>
+        <w:tc>
+          <w:tcPr>
+            <w:tcW w:type="dxa" w:w="1728"/>
+          </w:tcPr>
+          <w:p>
+            <w:r>
+              <w:t>All previously saved settings (e.g., 'Temperature' and 'Length' units visible, 'USD' selected as default currency, custom display order 'Amount → Currency → Unit') are restored exactly as configured.</w:t>
+            </w:r>
+          </w:p>
+        </w:tc>
+      </w:tr>
+      <w:tr>
+        <w:tc>
+          <w:tcPr>
+            <w:tcW w:type="dxa" w:w="1728"/>
+          </w:tcPr>
+          <w:p>
+            <w:r>
+              <w:t>TC-05-02</w:t>
+            </w:r>
+          </w:p>
+        </w:tc>
+        <w:tc>
+          <w:tcPr>
+            <w:tcW w:type="dxa" w:w="1728"/>
+          </w:tcPr>
+          <w:p>
+            <w:r>
+              <w:t>Currency preference persists after device reboot</w:t>
+            </w:r>
+          </w:p>
+        </w:tc>
+        <w:tc>
+          <w:tcPr>
+            <w:tcW w:type="dxa" w:w="1728"/>
+          </w:tcPr>
+          <w:p>
+            <w:r>
+              <w:t>Desc: Checks whether the selected default currency remains saved after a full device restart.</w:t>
+              <w:br/>
+              <w:t>Obj: Validate settings survive OS-level restart, not just app process termination.</w:t>
+            </w:r>
+          </w:p>
+        </w:tc>
+        <w:tc>
+          <w:tcPr>
+            <w:tcW w:type="dxa" w:w="1728"/>
+          </w:tcPr>
+          <w:p>
+            <w:r/>
+          </w:p>
+        </w:tc>
+        <w:tc>
+          <w:tcPr>
+            <w:tcW w:type="dxa" w:w="1728"/>
+          </w:tcPr>
+          <w:p>
+            <w:r>
+              <w:t>The user's chosen currency (e.g., EUR) is still active as the default in the converter interface upon first launch post-reboot.</w:t>
+            </w:r>
+          </w:p>
+        </w:tc>
+      </w:tr>
+      <w:tr>
+        <w:tc>
+          <w:tcPr>
+            <w:tcW w:type="dxa" w:w="1728"/>
+          </w:tcPr>
+          <w:p>
+            <w:r>
+              <w:t>TC-05-03</w:t>
+            </w:r>
+          </w:p>
+        </w:tc>
+        <w:tc>
+          <w:tcPr>
+            <w:tcW w:type="dxa" w:w="1728"/>
+          </w:tcPr>
+          <w:p>
+            <w:r>
+              <w:t>Hidden units remain hidden after session restore</w:t>
+            </w:r>
+          </w:p>
+        </w:tc>
+        <w:tc>
+          <w:tcPr>
+            <w:tcW w:type="dxa" w:w="1728"/>
+          </w:tcPr>
+          <w:p>
+            <w:r>
+              <w:t>Desc: Ensures units explicitly disabled by the user (e.g., 'Pressure', 'Data') stay hidden across app sessions.</w:t>
+              <w:br/>
+              <w:t>Obj: Confirm unit visibility toggles are persisted correctly.</w:t>
+            </w:r>
+          </w:p>
+        </w:tc>
+        <w:tc>
+          <w:tcPr>
+            <w:tcW w:type="dxa" w:w="1728"/>
+          </w:tcPr>
+          <w:p>
+            <w:r/>
+          </w:p>
+        </w:tc>
+        <w:tc>
+          <w:tcPr>
+            <w:tcW w:type="dxa" w:w="1728"/>
+          </w:tcPr>
+          <w:p>
+            <w:r>
+              <w:t>Units marked as 'hidden' before app exit do not appear in the unit selection list or conversion options after relaunch.</w:t>
+            </w:r>
+          </w:p>
+        </w:tc>
+      </w:tr>
+      <w:tr>
+        <w:tc>
+          <w:tcPr>
+            <w:tcW w:type="dxa" w:w="1728"/>
+          </w:tcPr>
+          <w:p>
+            <w:r>
+              <w:t>TC-05-04</w:t>
+            </w:r>
+          </w:p>
+        </w:tc>
+        <w:tc>
+          <w:tcPr>
+            <w:tcW w:type="dxa" w:w="1728"/>
+          </w:tcPr>
+          <w:p>
+            <w:r>
+              <w:t>Custom display order preserved after update</w:t>
+            </w:r>
+          </w:p>
+        </w:tc>
+        <w:tc>
+          <w:tcPr>
+            <w:tcW w:type="dxa" w:w="1728"/>
+          </w:tcPr>
+          <w:p>
+            <w:r>
+              <w:t>Desc: Validates that user-defined display property ordering (e.g., 'Unit → Amount → Currency') survives an app update and subsequent launch.</w:t>
+              <w:br/>
+              <w:t>Obj: Ensure settings persistence is resilient to version upgrades.</w:t>
+            </w:r>
+          </w:p>
+        </w:tc>
+        <w:tc>
+          <w:tcPr>
+            <w:tcW w:type="dxa" w:w="1728"/>
+          </w:tcPr>
+          <w:p>
+            <w:r/>
+          </w:p>
+        </w:tc>
+        <w:tc>
+          <w:tcPr>
+            <w:tcW w:type="dxa" w:w="1728"/>
+          </w:tcPr>
+          <w:p>
+            <w:r>
+              <w:t>The display sequence matches the user’s last configuration, with no reversion to default order.</w:t>
+            </w:r>
+          </w:p>
+        </w:tc>
+      </w:tr>
+      <w:tr>
+        <w:tc>
+          <w:tcPr>
+            <w:tcW w:type="dxa" w:w="1728"/>
+          </w:tcPr>
+          <w:p>
+            <w:r>
+              <w:t>TC-05-05</w:t>
+            </w:r>
+          </w:p>
+        </w:tc>
+        <w:tc>
+          <w:tcPr>
+            <w:tcW w:type="dxa" w:w="1728"/>
+          </w:tcPr>
+          <w:p>
+            <w:r>
+              <w:t>Settings intact after force stop and relaunch</w:t>
+            </w:r>
+          </w:p>
+        </w:tc>
+        <w:tc>
+          <w:tcPr>
+            <w:tcW w:type="dxa" w:w="1728"/>
+          </w:tcPr>
+          <w:p>
+            <w:r>
+              <w:t>Desc: Tests persistence when the app is force-stopped via system settings and then reopened.</w:t>
+              <w:br/>
+              <w:t>Obj: Verify robustness against abrupt process termination.</w:t>
+            </w:r>
+          </w:p>
+        </w:tc>
+        <w:tc>
+          <w:tcPr>
+            <w:tcW w:type="dxa" w:w="1728"/>
+          </w:tcPr>
+          <w:p>
+            <w:r/>
+          </w:p>
+        </w:tc>
+        <w:tc>
+          <w:tcPr>
+            <w:tcW w:type="dxa" w:w="1728"/>
+          </w:tcPr>
+          <w:p>
+            <w:r>
+              <w:t>All settings—including enabled units, currency, and display order—match pre-force-stop configuration.</w:t>
+            </w:r>
+          </w:p>
+        </w:tc>
+      </w:tr>
+      <w:tr>
+        <w:tc>
+          <w:tcPr>
+            <w:tcW w:type="dxa" w:w="1728"/>
+          </w:tcPr>
+          <w:p>
+            <w:r>
+              <w:t>TC-05-06</w:t>
+            </w:r>
+          </w:p>
+        </w:tc>
+        <w:tc>
+          <w:tcPr>
+            <w:tcW w:type="dxa" w:w="1728"/>
+          </w:tcPr>
+          <w:p>
+            <w:r>
+              <w:t>Empty or reset settings not applied on first launch</w:t>
+            </w:r>
+          </w:p>
+        </w:tc>
+        <w:tc>
+          <w:tcPr>
+            <w:tcW w:type="dxa" w:w="1728"/>
+          </w:tcPr>
+          <w:p>
+            <w:r>
+              <w:t>Desc: Confirms that no default or fallback values override user settings—even if internal storage is initially empty or corrupted.</w:t>
+              <w:br/>
+              <w:t>Obj: Ensure settings are only loaded from persistent user store, not regenerated.</w:t>
+            </w:r>
+          </w:p>
+        </w:tc>
+        <w:tc>
+          <w:tcPr>
+            <w:tcW w:type="dxa" w:w="1728"/>
+          </w:tcPr>
+          <w:p>
+            <w:r/>
+          </w:p>
+        </w:tc>
+        <w:tc>
+          <w:tcPr>
+            <w:tcW w:type="dxa" w:w="1728"/>
+          </w:tcPr>
+          <w:p>
+            <w:r>
+              <w:t>App displays 'No settings found' warning or prompts for initial setup instead of silently applying defaults, preserving integrity of user intent.</w:t>
             </w:r>
           </w:p>
         </w:tc>
